--- a/documents/Индивидуальный_план-отчёт_по_практике.docx
+++ b/documents/Индивидуальный_план-отчёт_по_практике.docx
@@ -1,6 +1,6 @@
 
 <file path=word/document.xml><?xml version="1.0" encoding="utf-8"?>
-<w:document xmlns:wpc="http://schemas.microsoft.com/office/word/2010/wordprocessingCanvas" xmlns:cx="http://schemas.microsoft.com/office/drawing/2014/chartex" xmlns:cx1="http://schemas.microsoft.com/office/drawing/2015/9/8/chartex" xmlns:cx2="http://schemas.microsoft.com/office/drawing/2015/10/21/chartex" xmlns:cx3="http://schemas.microsoft.com/office/drawing/2016/5/9/chartex" xmlns:cx4="http://schemas.microsoft.com/office/drawing/2016/5/10/chartex" xmlns:cx5="http://schemas.microsoft.com/office/drawing/2016/5/11/chartex" xmlns:cx6="http://schemas.microsoft.com/office/drawing/2016/5/12/chartex" xmlns:cx7="http://schemas.microsoft.com/office/drawing/2016/5/13/chartex" xmlns:cx8="http://schemas.microsoft.com/office/drawing/2016/5/14/chartex" xmlns:mc="http://schemas.openxmlformats.org/markup-compatibility/2006" xmlns:aink="http://schemas.microsoft.com/office/drawing/2016/ink" xmlns:am3d="http://schemas.microsoft.com/office/drawing/2017/model3d" xmlns:o="urn:schemas-microsoft-com:office:office" xmlns:oel="http://schemas.microsoft.com/office/2019/extlst" xmlns:r="http://schemas.openxmlformats.org/officeDocument/2006/relationships" xmlns:m="http://schemas.openxmlformats.org/officeDocument/2006/math" xmlns:v="urn:schemas-microsoft-com:vml" xmlns:wp14="http://schemas.microsoft.com/office/word/2010/wordprocessingDrawing" xmlns:wp="http://schemas.openxmlformats.org/drawingml/2006/wordprocessingDrawing" xmlns:w10="urn:schemas-microsoft-com:office:word" xmlns:w="http://schemas.openxmlformats.org/wordprocessingml/2006/main" xmlns:w14="http://schemas.microsoft.com/office/word/2010/wordml" xmlns:w15="http://schemas.microsoft.com/office/word/2012/wordml" xmlns:w16cex="http://schemas.microsoft.com/office/word/2018/wordml/cex" xmlns:w16cid="http://schemas.microsoft.com/office/word/2016/wordml/cid" xmlns:w16="http://schemas.microsoft.com/office/word/2018/wordml" xmlns:w16du="http://schemas.microsoft.com/office/word/2023/wordml/word16du" xmlns:w16sdtdh="http://schemas.microsoft.com/office/word/2020/wordml/sdtdatahash" xmlns:w16sdtfl="http://schemas.microsoft.com/office/word/2024/wordml/sdtformatlock" xmlns:w16se="http://schemas.microsoft.com/office/word/2015/wordml/symex" xmlns:wpg="http://schemas.microsoft.com/office/word/2010/wordprocessingGroup" xmlns:wpi="http://schemas.microsoft.com/office/word/2010/wordprocessingInk" xmlns:wne="http://schemas.microsoft.com/office/word/2006/wordml" xmlns:wps="http://schemas.microsoft.com/office/word/2010/wordprocessingShape" mc:Ignorable="w14 w15 w16se w16cid w16 w16cex w16sdtdh w16sdtfl w16du wp14">
+<w:document xmlns:wpc="http://schemas.microsoft.com/office/word/2010/wordprocessingCanvas" xmlns:cx="http://schemas.microsoft.com/office/drawing/2014/chartex" xmlns:cx1="http://schemas.microsoft.com/office/drawing/2015/9/8/chartex" xmlns:cx2="http://schemas.microsoft.com/office/drawing/2015/10/21/chartex" xmlns:cx3="http://schemas.microsoft.com/office/drawing/2016/5/9/chartex" xmlns:cx4="http://schemas.microsoft.com/office/drawing/2016/5/10/chartex" xmlns:cx5="http://schemas.microsoft.com/office/drawing/2016/5/11/chartex" xmlns:cx6="http://schemas.microsoft.com/office/drawing/2016/5/12/chartex" xmlns:cx7="http://schemas.microsoft.com/office/drawing/2016/5/13/chartex" xmlns:cx8="http://schemas.microsoft.com/office/drawing/2016/5/14/chartex" xmlns:mc="http://schemas.openxmlformats.org/markup-compatibility/2006" xmlns:aink="http://schemas.microsoft.com/office/drawing/2016/ink" xmlns:am3d="http://schemas.microsoft.com/office/drawing/2017/model3d" xmlns:o="urn:schemas-microsoft-com:office:office" xmlns:oel="http://schemas.microsoft.com/office/2019/extlst" xmlns:r="http://schemas.openxmlformats.org/officeDocument/2006/relationships" xmlns:m="http://schemas.openxmlformats.org/officeDocument/2006/math" xmlns:v="urn:schemas-microsoft-com:vml" xmlns:wp14="http://schemas.microsoft.com/office/word/2010/wordprocessingDrawing" xmlns:wp="http://schemas.openxmlformats.org/drawingml/2006/wordprocessingDrawing" xmlns:w10="urn:schemas-microsoft-com:office:word" xmlns:w="http://schemas.openxmlformats.org/wordprocessingml/2006/main" xmlns:w14="http://schemas.microsoft.com/office/word/2010/wordml" xmlns:w15="http://schemas.microsoft.com/office/word/2012/wordml" xmlns:w16cex="http://schemas.microsoft.com/office/word/2018/wordml/cex" xmlns:w16cid="http://schemas.microsoft.com/office/word/2016/wordml/cid" xmlns:w16="http://schemas.microsoft.com/office/word/2018/wordml" xmlns:w16sdtdh="http://schemas.microsoft.com/office/word/2020/wordml/sdtdatahash" xmlns:w16se="http://schemas.microsoft.com/office/word/2015/wordml/symex" xmlns:wpg="http://schemas.microsoft.com/office/word/2010/wordprocessingGroup" xmlns:wpi="http://schemas.microsoft.com/office/word/2010/wordprocessingInk" xmlns:wne="http://schemas.microsoft.com/office/word/2006/wordml" xmlns:wps="http://schemas.microsoft.com/office/word/2010/wordprocessingShape" mc:Ignorable="w14 w15 w16se w16cid w16 w16cex w16sdtdh wp14">
   <w:body>
     <w:p>
       <w:pPr>
@@ -13,7 +13,6 @@
       </w:pPr>
       <w:r>
         <w:rPr>
-          <w:rFonts w:ascii="Times New Roman" w:hAnsi="Times New Roman"/>
           <w:sz w:val="28"/>
           <w:szCs w:val="28"/>
         </w:rPr>
@@ -21,7 +20,6 @@
       </w:r>
       <w:r>
         <w:rPr>
-          <w:rFonts w:ascii="Times New Roman" w:hAnsi="Times New Roman"/>
           <w:sz w:val="28"/>
           <w:szCs w:val="28"/>
         </w:rPr>
@@ -29,7 +27,6 @@
       </w:r>
       <w:r>
         <w:rPr>
-          <w:rFonts w:ascii="Times New Roman" w:hAnsi="Times New Roman"/>
           <w:sz w:val="28"/>
           <w:szCs w:val="28"/>
         </w:rPr>
@@ -47,7 +44,6 @@
       </w:pPr>
       <w:r>
         <w:rPr>
-          <w:rFonts w:ascii="Times New Roman" w:hAnsi="Times New Roman"/>
           <w:sz w:val="28"/>
           <w:szCs w:val="28"/>
         </w:rPr>
@@ -65,7 +61,6 @@
       </w:pPr>
       <w:r>
         <w:rPr>
-          <w:rFonts w:ascii="Times New Roman" w:hAnsi="Times New Roman"/>
           <w:sz w:val="28"/>
           <w:szCs w:val="28"/>
         </w:rPr>
@@ -84,7 +79,6 @@
       </w:pPr>
       <w:r>
         <w:rPr>
-          <w:rFonts w:ascii="Times New Roman" w:hAnsi="Times New Roman"/>
           <w:sz w:val="28"/>
           <w:szCs w:val="28"/>
         </w:rPr>
@@ -116,7 +110,6 @@
       </w:pPr>
       <w:r>
         <w:rPr>
-          <w:rFonts w:ascii="Times New Roman" w:hAnsi="Times New Roman"/>
           <w:b/>
           <w:bCs/>
           <w:sz w:val="28"/>
@@ -146,7 +139,6 @@
       </w:pPr>
       <w:r>
         <w:rPr>
-          <w:rFonts w:ascii="Times New Roman" w:hAnsi="Times New Roman"/>
           <w:sz w:val="28"/>
           <w:szCs w:val="28"/>
         </w:rPr>
@@ -154,43 +146,10 @@
       </w:r>
       <w:r>
         <w:rPr>
-          <w:i/>
-          <w:sz w:val="28"/>
-          <w:szCs w:val="28"/>
-          <w:u w:val="single"/>
-        </w:rPr>
-      </w:r>
-      <w:r>
-        <w:rPr>
-          <w:i/>
-          <w:sz w:val="28"/>
-          <w:szCs w:val="28"/>
-          <w:u w:val="single"/>
-        </w:rPr>
-      </w:r>
-      <w:r>
-        <w:rPr>
-          <w:i/>
-          <w:sz w:val="28"/>
-          <w:szCs w:val="28"/>
-          <w:u w:val="single"/>
-        </w:rPr>
-      </w:r>
-      <w:r>
-        <w:rPr>
-          <w:i/>
-          <w:sz w:val="28"/>
-          <w:szCs w:val="28"/>
-          <w:u w:val="single"/>
-        </w:rPr>
-      </w:r>
-      <w:r>
-        <w:rPr>
-          <w:i/>
-          <w:sz w:val="28"/>
-          <w:szCs w:val="28"/>
-          <w:u w:val="single"/>
-        </w:rPr>
+          <w:sz w:val="28"/>
+          <w:szCs w:val="28"/>
+        </w:rPr>
+        <w:t xml:space="preserve"> Михайлович</w:t>
       </w:r>
     </w:p>
     <w:p>
@@ -204,7 +163,6 @@
       </w:pPr>
       <w:r>
         <w:rPr>
-          <w:rFonts w:ascii="Times New Roman" w:hAnsi="Times New Roman"/>
           <w:sz w:val="28"/>
           <w:szCs w:val="28"/>
         </w:rPr>
@@ -212,7 +170,6 @@
       </w:r>
       <w:r>
         <w:rPr>
-          <w:rFonts w:ascii="Times New Roman" w:hAnsi="Times New Roman"/>
           <w:i/>
           <w:sz w:val="28"/>
           <w:szCs w:val="28"/>
@@ -232,7 +189,6 @@
       </w:pPr>
       <w:r>
         <w:rPr>
-          <w:rFonts w:ascii="Times New Roman" w:hAnsi="Times New Roman"/>
           <w:sz w:val="28"/>
           <w:szCs w:val="28"/>
         </w:rPr>
@@ -240,7 +196,6 @@
       </w:r>
       <w:r>
         <w:rPr>
-          <w:rFonts w:ascii="Times New Roman" w:hAnsi="Times New Roman"/>
           <w:i/>
           <w:sz w:val="28"/>
           <w:szCs w:val="28"/>
@@ -260,7 +215,6 @@
       </w:pPr>
       <w:r>
         <w:rPr>
-          <w:rFonts w:ascii="Times New Roman" w:hAnsi="Times New Roman"/>
           <w:sz w:val="28"/>
           <w:szCs w:val="28"/>
         </w:rPr>
@@ -268,7 +222,6 @@
       </w:r>
       <w:r>
         <w:rPr>
-          <w:rFonts w:ascii="Times New Roman" w:hAnsi="Times New Roman"/>
           <w:sz w:val="28"/>
           <w:szCs w:val="28"/>
         </w:rPr>
@@ -276,7 +229,6 @@
       </w:r>
       <w:r>
         <w:rPr>
-          <w:rFonts w:ascii="Times New Roman" w:hAnsi="Times New Roman"/>
           <w:i/>
           <w:sz w:val="28"/>
           <w:szCs w:val="28"/>
@@ -296,7 +248,6 @@
       </w:pPr>
       <w:r>
         <w:rPr>
-          <w:rFonts w:ascii="Times New Roman" w:hAnsi="Times New Roman"/>
           <w:sz w:val="28"/>
           <w:szCs w:val="28"/>
         </w:rPr>
@@ -304,7 +255,6 @@
       </w:r>
       <w:r>
         <w:rPr>
-          <w:rFonts w:ascii="Times New Roman" w:hAnsi="Times New Roman"/>
           <w:sz w:val="28"/>
           <w:szCs w:val="28"/>
         </w:rPr>
@@ -312,7 +262,6 @@
       </w:r>
       <w:r>
         <w:rPr>
-          <w:rFonts w:ascii="Times New Roman" w:hAnsi="Times New Roman"/>
           <w:i/>
           <w:sz w:val="28"/>
           <w:szCs w:val="28"/>
@@ -322,7 +271,6 @@
       </w:r>
       <w:r>
         <w:rPr>
-          <w:rFonts w:ascii="Times New Roman" w:hAnsi="Times New Roman"/>
           <w:sz w:val="28"/>
           <w:szCs w:val="28"/>
         </w:rPr>
@@ -330,7 +278,6 @@
       </w:r>
       <w:r>
         <w:rPr>
-          <w:rFonts w:ascii="Times New Roman" w:hAnsi="Times New Roman"/>
           <w:sz w:val="28"/>
           <w:szCs w:val="28"/>
         </w:rPr>
@@ -338,7 +285,6 @@
       </w:r>
       <w:r>
         <w:rPr>
-          <w:rFonts w:ascii="Times New Roman" w:hAnsi="Times New Roman"/>
           <w:sz w:val="28"/>
           <w:szCs w:val="28"/>
         </w:rPr>
@@ -346,7 +292,6 @@
       </w:r>
       <w:r>
         <w:rPr>
-          <w:rFonts w:ascii="Times New Roman" w:hAnsi="Times New Roman"/>
           <w:sz w:val="28"/>
           <w:szCs w:val="28"/>
         </w:rPr>
@@ -354,7 +299,6 @@
       </w:r>
       <w:r>
         <w:rPr>
-          <w:rFonts w:ascii="Times New Roman" w:hAnsi="Times New Roman"/>
           <w:sz w:val="28"/>
           <w:szCs w:val="28"/>
         </w:rPr>
@@ -362,7 +306,6 @@
       </w:r>
       <w:r>
         <w:rPr>
-          <w:rFonts w:ascii="Times New Roman" w:hAnsi="Times New Roman"/>
           <w:i/>
           <w:sz w:val="28"/>
           <w:szCs w:val="28"/>
@@ -382,7 +325,6 @@
       </w:pPr>
       <w:r>
         <w:rPr>
-          <w:rFonts w:ascii="Times New Roman" w:hAnsi="Times New Roman"/>
           <w:sz w:val="28"/>
           <w:szCs w:val="28"/>
         </w:rPr>
@@ -390,7 +332,6 @@
       </w:r>
       <w:r>
         <w:rPr>
-          <w:rFonts w:ascii="Times New Roman" w:hAnsi="Times New Roman"/>
           <w:sz w:val="28"/>
           <w:szCs w:val="28"/>
         </w:rPr>
@@ -398,7 +339,6 @@
       </w:r>
       <w:r>
         <w:rPr>
-          <w:rFonts w:ascii="Times New Roman" w:hAnsi="Times New Roman"/>
           <w:i/>
           <w:sz w:val="28"/>
           <w:szCs w:val="28"/>
@@ -418,22 +358,16 @@
       </w:pPr>
       <w:r>
         <w:rPr>
-          <w:rFonts w:ascii="Times New Roman" w:hAnsi="Times New Roman"/>
           <w:sz w:val="28"/>
           <w:szCs w:val="28"/>
         </w:rPr>
         <w:t>Тип практики</w:t>
       </w:r>
       <w:r>
-        <w:rPr>
-          <w:rFonts w:ascii="Times New Roman" w:hAnsi="Times New Roman"/>
-          <w:sz w:val="24"/>
-        </w:rPr>
         <w:t xml:space="preserve"> </w:t>
       </w:r>
       <w:r>
         <w:rPr>
-          <w:rFonts w:ascii="Times New Roman" w:hAnsi="Times New Roman"/>
           <w:i/>
           <w:sz w:val="28"/>
           <w:u w:val="single"/>
@@ -452,7 +386,6 @@
       </w:pPr>
       <w:r>
         <w:rPr>
-          <w:rFonts w:ascii="Times New Roman" w:hAnsi="Times New Roman"/>
           <w:sz w:val="28"/>
           <w:szCs w:val="28"/>
         </w:rPr>
@@ -460,7 +393,6 @@
       </w:r>
       <w:r>
         <w:rPr>
-          <w:rFonts w:ascii="Times New Roman" w:hAnsi="Times New Roman"/>
           <w:sz w:val="28"/>
           <w:szCs w:val="28"/>
         </w:rPr>
@@ -468,7 +400,6 @@
       </w:r>
       <w:r>
         <w:rPr>
-          <w:rFonts w:ascii="Times New Roman" w:hAnsi="Times New Roman"/>
           <w:i/>
           <w:sz w:val="28"/>
           <w:szCs w:val="28"/>
@@ -488,7 +419,6 @@
       </w:pPr>
       <w:r>
         <w:rPr>
-          <w:rFonts w:ascii="Times New Roman" w:hAnsi="Times New Roman"/>
           <w:sz w:val="28"/>
           <w:szCs w:val="28"/>
         </w:rPr>
@@ -496,7 +426,6 @@
       </w:r>
       <w:r>
         <w:rPr>
-          <w:rFonts w:ascii="Times New Roman" w:hAnsi="Times New Roman"/>
           <w:i/>
           <w:sz w:val="28"/>
           <w:szCs w:val="28"/>
@@ -518,7 +447,6 @@
       </w:pPr>
       <w:r>
         <w:rPr>
-          <w:rFonts w:ascii="Times New Roman" w:hAnsi="Times New Roman"/>
           <w:sz w:val="28"/>
           <w:szCs w:val="28"/>
         </w:rPr>
@@ -526,7 +454,6 @@
       </w:r>
       <w:r>
         <w:rPr>
-          <w:rFonts w:ascii="Times New Roman" w:hAnsi="Times New Roman"/>
           <w:i/>
           <w:sz w:val="28"/>
           <w:szCs w:val="28"/>
@@ -546,7 +473,6 @@
       </w:pPr>
       <w:r>
         <w:rPr>
-          <w:rFonts w:ascii="Times New Roman" w:hAnsi="Times New Roman"/>
           <w:sz w:val="28"/>
           <w:szCs w:val="28"/>
         </w:rPr>
@@ -564,7 +490,6 @@
       </w:pPr>
       <w:r>
         <w:rPr>
-          <w:rFonts w:ascii="Times New Roman" w:hAnsi="Times New Roman"/>
           <w:i/>
           <w:sz w:val="28"/>
           <w:szCs w:val="28"/>
@@ -574,7 +499,6 @@
       </w:r>
       <w:r>
         <w:rPr>
-          <w:rFonts w:ascii="Times New Roman" w:hAnsi="Times New Roman"/>
           <w:i/>
           <w:sz w:val="28"/>
           <w:szCs w:val="28"/>
@@ -584,7 +508,6 @@
       </w:r>
       <w:r>
         <w:rPr>
-          <w:rFonts w:ascii="Times New Roman" w:hAnsi="Times New Roman"/>
           <w:i/>
           <w:sz w:val="28"/>
           <w:szCs w:val="28"/>
@@ -594,7 +517,6 @@
       </w:r>
       <w:r>
         <w:rPr>
-          <w:rFonts w:ascii="Times New Roman" w:hAnsi="Times New Roman"/>
           <w:i/>
           <w:sz w:val="28"/>
           <w:szCs w:val="28"/>
@@ -604,7 +526,6 @@
       </w:r>
       <w:r>
         <w:rPr>
-          <w:rFonts w:ascii="Times New Roman" w:hAnsi="Times New Roman"/>
           <w:i/>
           <w:sz w:val="28"/>
           <w:szCs w:val="28"/>
@@ -614,7 +535,6 @@
       </w:r>
       <w:r>
         <w:rPr>
-          <w:rFonts w:ascii="Times New Roman" w:hAnsi="Times New Roman"/>
           <w:i/>
           <w:sz w:val="28"/>
           <w:szCs w:val="28"/>
@@ -624,7 +544,6 @@
       </w:r>
       <w:r>
         <w:rPr>
-          <w:rFonts w:ascii="Times New Roman" w:hAnsi="Times New Roman"/>
           <w:i/>
           <w:sz w:val="28"/>
           <w:szCs w:val="28"/>
@@ -644,7 +563,6 @@
       </w:pPr>
       <w:r>
         <w:rPr>
-          <w:rFonts w:ascii="Times New Roman" w:hAnsi="Times New Roman"/>
           <w:sz w:val="28"/>
           <w:szCs w:val="28"/>
         </w:rPr>
@@ -652,7 +570,6 @@
       </w:r>
       <w:r>
         <w:rPr>
-          <w:rFonts w:ascii="Times New Roman" w:hAnsi="Times New Roman"/>
           <w:i/>
           <w:sz w:val="28"/>
           <w:szCs w:val="28"/>
@@ -662,7 +579,6 @@
       </w:r>
       <w:r>
         <w:rPr>
-          <w:rFonts w:ascii="Times New Roman" w:hAnsi="Times New Roman"/>
           <w:i/>
           <w:sz w:val="28"/>
           <w:szCs w:val="28"/>
@@ -672,7 +588,6 @@
       </w:r>
       <w:r>
         <w:rPr>
-          <w:rFonts w:ascii="Times New Roman" w:hAnsi="Times New Roman"/>
           <w:i/>
           <w:sz w:val="28"/>
           <w:szCs w:val="28"/>
@@ -682,7 +597,6 @@
       </w:r>
       <w:r>
         <w:rPr>
-          <w:rFonts w:ascii="Times New Roman" w:hAnsi="Times New Roman"/>
           <w:i/>
           <w:sz w:val="28"/>
           <w:szCs w:val="28"/>
@@ -692,7 +606,6 @@
       </w:r>
       <w:r>
         <w:rPr>
-          <w:rFonts w:ascii="Times New Roman" w:hAnsi="Times New Roman"/>
           <w:i/>
           <w:sz w:val="28"/>
           <w:szCs w:val="28"/>
@@ -702,7 +615,6 @@
       </w:r>
       <w:r>
         <w:rPr>
-          <w:rFonts w:ascii="Times New Roman" w:hAnsi="Times New Roman"/>
           <w:i/>
           <w:sz w:val="28"/>
           <w:szCs w:val="28"/>
@@ -712,7 +624,6 @@
       </w:r>
       <w:r>
         <w:rPr>
-          <w:rFonts w:ascii="Times New Roman" w:hAnsi="Times New Roman"/>
           <w:i/>
           <w:sz w:val="28"/>
           <w:szCs w:val="28"/>
@@ -722,7 +633,6 @@
       </w:r>
       <w:r>
         <w:rPr>
-          <w:rFonts w:ascii="Times New Roman" w:hAnsi="Times New Roman"/>
           <w:i/>
           <w:sz w:val="28"/>
           <w:szCs w:val="28"/>
@@ -732,7 +642,6 @@
       </w:r>
       <w:r>
         <w:rPr>
-          <w:rFonts w:ascii="Times New Roman" w:hAnsi="Times New Roman"/>
           <w:i/>
           <w:sz w:val="28"/>
           <w:szCs w:val="28"/>
@@ -742,7 +651,6 @@
       </w:r>
       <w:r>
         <w:rPr>
-          <w:rFonts w:ascii="Times New Roman" w:hAnsi="Times New Roman"/>
           <w:i/>
           <w:sz w:val="28"/>
           <w:szCs w:val="28"/>
@@ -752,7 +660,6 @@
       </w:r>
       <w:r>
         <w:rPr>
-          <w:rFonts w:ascii="Times New Roman" w:hAnsi="Times New Roman"/>
           <w:i/>
           <w:sz w:val="28"/>
           <w:szCs w:val="28"/>
@@ -762,7 +669,6 @@
       </w:r>
       <w:r>
         <w:rPr>
-          <w:rFonts w:ascii="Times New Roman" w:hAnsi="Times New Roman"/>
           <w:i/>
           <w:sz w:val="28"/>
           <w:szCs w:val="28"/>
@@ -772,7 +678,6 @@
       </w:r>
       <w:r>
         <w:rPr>
-          <w:rFonts w:ascii="Times New Roman" w:hAnsi="Times New Roman"/>
           <w:sz w:val="28"/>
           <w:szCs w:val="28"/>
         </w:rPr>
@@ -790,7 +695,6 @@
       </w:pPr>
       <w:r>
         <w:rPr>
-          <w:rFonts w:ascii="Times New Roman" w:hAnsi="Times New Roman"/>
           <w:sz w:val="28"/>
           <w:szCs w:val="28"/>
         </w:rPr>
@@ -798,7 +702,6 @@
       </w:r>
       <w:r>
         <w:rPr>
-          <w:rFonts w:ascii="Times New Roman" w:hAnsi="Times New Roman"/>
           <w:sz w:val="28"/>
           <w:szCs w:val="28"/>
         </w:rPr>
@@ -806,7 +709,6 @@
       </w:r>
       <w:r>
         <w:rPr>
-          <w:rFonts w:ascii="Times New Roman" w:hAnsi="Times New Roman"/>
           <w:sz w:val="28"/>
           <w:szCs w:val="28"/>
         </w:rPr>
@@ -814,7 +716,6 @@
       </w:r>
       <w:r>
         <w:rPr>
-          <w:rFonts w:ascii="Times New Roman" w:hAnsi="Times New Roman"/>
           <w:sz w:val="28"/>
           <w:szCs w:val="28"/>
         </w:rPr>
@@ -822,7 +723,6 @@
       </w:r>
       <w:r>
         <w:rPr>
-          <w:rFonts w:ascii="Times New Roman" w:hAnsi="Times New Roman"/>
           <w:i/>
           <w:sz w:val="28"/>
           <w:szCs w:val="28"/>
@@ -842,7 +742,6 @@
       </w:pPr>
       <w:r>
         <w:rPr>
-          <w:rFonts w:ascii="Times New Roman" w:hAnsi="Times New Roman"/>
           <w:sz w:val="28"/>
           <w:szCs w:val="28"/>
         </w:rPr>
@@ -850,7 +749,6 @@
       </w:r>
       <w:r>
         <w:rPr>
-          <w:rFonts w:ascii="Times New Roman" w:hAnsi="Times New Roman"/>
           <w:sz w:val="28"/>
           <w:szCs w:val="28"/>
         </w:rPr>
@@ -858,7 +756,6 @@
       </w:r>
       <w:r>
         <w:rPr>
-          <w:rFonts w:ascii="Times New Roman" w:hAnsi="Times New Roman"/>
           <w:sz w:val="28"/>
           <w:szCs w:val="28"/>
         </w:rPr>
@@ -877,7 +774,6 @@
       </w:pPr>
       <w:r>
         <w:rPr>
-          <w:rFonts w:ascii="Times New Roman" w:hAnsi="Times New Roman"/>
           <w:sz w:val="28"/>
           <w:szCs w:val="28"/>
           <w:u w:val="single"/>
@@ -926,7 +822,6 @@
             </w:pPr>
             <w:r>
               <w:rPr>
-                <w:rFonts w:ascii="Times New Roman" w:hAnsi="Times New Roman"/>
                 <w:sz w:val="22"/>
                 <w:szCs w:val="22"/>
               </w:rPr>
@@ -946,7 +841,6 @@
             </w:pPr>
             <w:r>
               <w:rPr>
-                <w:rFonts w:ascii="Times New Roman" w:hAnsi="Times New Roman"/>
                 <w:sz w:val="22"/>
                 <w:szCs w:val="22"/>
               </w:rPr>
@@ -960,7 +854,6 @@
             </w:pPr>
             <w:r>
               <w:rPr>
-                <w:rFonts w:ascii="Times New Roman" w:hAnsi="Times New Roman"/>
                 <w:sz w:val="20"/>
                 <w:szCs w:val="20"/>
               </w:rPr>
@@ -968,7 +861,6 @@
             </w:r>
             <w:r>
               <w:rPr>
-                <w:rFonts w:ascii="Times New Roman" w:hAnsi="Times New Roman"/>
                 <w:sz w:val="18"/>
                 <w:szCs w:val="18"/>
               </w:rPr>
@@ -1041,7 +933,6 @@
             </w:pPr>
             <w:r>
               <w:rPr>
-                <w:rFonts w:ascii="Times New Roman" w:hAnsi="Times New Roman"/>
                 <w:b/>
                 <w:sz w:val="28"/>
                 <w:szCs w:val="28"/>
@@ -1068,7 +959,6 @@
             </w:pPr>
             <w:r>
               <w:rPr>
-                <w:rFonts w:ascii="Times New Roman" w:hAnsi="Times New Roman"/>
                 <w:b/>
                 <w:sz w:val="19"/>
                 <w:szCs w:val="19"/>
@@ -1097,7 +987,6 @@
             </w:pPr>
             <w:r>
               <w:rPr>
-                <w:rFonts w:ascii="Times New Roman" w:hAnsi="Times New Roman"/>
                 <w:szCs w:val="28"/>
               </w:rPr>
               <w:t>№ п/п</w:t>
@@ -1136,7 +1025,6 @@
             </w:pPr>
             <w:r>
               <w:rPr>
-                <w:rFonts w:ascii="Times New Roman" w:hAnsi="Times New Roman"/>
                 <w:sz w:val="28"/>
                 <w:szCs w:val="28"/>
               </w:rPr>
@@ -1153,7 +1041,6 @@
             </w:pPr>
             <w:r>
               <w:rPr>
-                <w:rFonts w:ascii="Times New Roman" w:hAnsi="Times New Roman"/>
                 <w:sz w:val="28"/>
                 <w:szCs w:val="28"/>
               </w:rPr>
@@ -1176,7 +1063,6 @@
             </w:pPr>
             <w:r>
               <w:rPr>
-                <w:rFonts w:ascii="Times New Roman" w:hAnsi="Times New Roman"/>
                 <w:b/>
                 <w:sz w:val="18"/>
                 <w:szCs w:val="18"/>
@@ -1201,7 +1087,6 @@
             </w:pPr>
             <w:r>
               <w:rPr>
-                <w:rFonts w:ascii="Times New Roman" w:hAnsi="Times New Roman"/>
                 <w:b/>
                 <w:sz w:val="18"/>
                 <w:szCs w:val="18"/>
@@ -1226,7 +1111,6 @@
             </w:pPr>
             <w:r>
               <w:rPr>
-                <w:rFonts w:ascii="Times New Roman" w:hAnsi="Times New Roman"/>
                 <w:sz w:val="28"/>
                 <w:szCs w:val="28"/>
               </w:rPr>
@@ -1248,7 +1132,6 @@
             </w:pPr>
             <w:r>
               <w:rPr>
-                <w:rFonts w:ascii="Times New Roman" w:hAnsi="Times New Roman"/>
                 <w:sz w:val="28"/>
               </w:rPr>
               <w:t>Установочная конференция по практике</w:t>
@@ -1270,7 +1153,6 @@
             </w:pPr>
             <w:r>
               <w:rPr>
-                <w:rFonts w:ascii="Times New Roman" w:hAnsi="Times New Roman"/>
                 <w:sz w:val="28"/>
                 <w:szCs w:val="28"/>
               </w:rPr>
@@ -1278,7 +1160,6 @@
             </w:r>
             <w:r>
               <w:rPr>
-                <w:rFonts w:ascii="Times New Roman" w:hAnsi="Times New Roman"/>
                 <w:sz w:val="28"/>
                 <w:szCs w:val="28"/>
               </w:rPr>
@@ -1319,7 +1200,6 @@
             </w:pPr>
             <w:r>
               <w:rPr>
-                <w:rFonts w:ascii="Times New Roman" w:hAnsi="Times New Roman"/>
                 <w:sz w:val="28"/>
                 <w:szCs w:val="28"/>
               </w:rPr>
@@ -1341,7 +1221,6 @@
             </w:pPr>
             <w:r>
               <w:rPr>
-                <w:rFonts w:ascii="Times New Roman" w:hAnsi="Times New Roman"/>
                 <w:sz w:val="28"/>
                 <w:szCs w:val="28"/>
               </w:rPr>
@@ -1363,7 +1242,6 @@
             </w:pPr>
             <w:r>
               <w:rPr>
-                <w:rFonts w:ascii="Times New Roman" w:hAnsi="Times New Roman"/>
                 <w:sz w:val="28"/>
                 <w:szCs w:val="28"/>
               </w:rPr>
@@ -1371,7 +1249,6 @@
             </w:r>
             <w:r>
               <w:rPr>
-                <w:rFonts w:ascii="Times New Roman" w:hAnsi="Times New Roman"/>
                 <w:sz w:val="28"/>
                 <w:szCs w:val="28"/>
               </w:rPr>
@@ -1379,7 +1256,6 @@
             </w:r>
             <w:r>
               <w:rPr>
-                <w:rFonts w:ascii="Times New Roman" w:hAnsi="Times New Roman"/>
                 <w:sz w:val="28"/>
                 <w:szCs w:val="28"/>
               </w:rPr>
@@ -1387,7 +1263,6 @@
             </w:r>
             <w:r>
               <w:rPr>
-                <w:rFonts w:ascii="Times New Roman" w:hAnsi="Times New Roman"/>
                 <w:sz w:val="28"/>
                 <w:szCs w:val="28"/>
               </w:rPr>
@@ -1395,7 +1270,6 @@
             </w:r>
             <w:r>
               <w:rPr>
-                <w:rFonts w:ascii="Times New Roman" w:hAnsi="Times New Roman"/>
                 <w:sz w:val="28"/>
                 <w:szCs w:val="28"/>
               </w:rPr>
@@ -1435,7 +1309,6 @@
             </w:pPr>
             <w:r>
               <w:rPr>
-                <w:rFonts w:ascii="Times New Roman" w:hAnsi="Times New Roman"/>
                 <w:sz w:val="28"/>
                 <w:szCs w:val="28"/>
               </w:rPr>
@@ -1457,40 +1330,11 @@
             </w:pPr>
             <w:r>
               <w:rPr>
-                <w:rFonts w:ascii="Times New Roman" w:hAnsi="Times New Roman"/>
                 <w:sz w:val="28"/>
                 <w:szCs w:val="28"/>
               </w:rPr>
               <w:t>Развертывание базовой структуры проекта на Flask. Изучение маршрутов, шаблонизатора Jinja2 и организации статических файлов CSS/JavaScript.</w:t>
             </w:r>
-            <w:proofErr w:type="spellStart"/>
-            <w:r>
-              <w:rPr>
-                <w:sz w:val="28"/>
-                <w:szCs w:val="28"/>
-              </w:rPr>
-            </w:r>
-            <w:proofErr w:type="spellEnd"/>
-            <w:r>
-              <w:rPr>
-                <w:sz w:val="28"/>
-                <w:szCs w:val="28"/>
-              </w:rPr>
-            </w:r>
-            <w:proofErr w:type="spellStart"/>
-            <w:r>
-              <w:rPr>
-                <w:sz w:val="28"/>
-                <w:szCs w:val="28"/>
-              </w:rPr>
-            </w:r>
-            <w:proofErr w:type="spellEnd"/>
-            <w:r>
-              <w:rPr>
-                <w:sz w:val="28"/>
-                <w:szCs w:val="28"/>
-              </w:rPr>
-            </w:r>
           </w:p>
         </w:tc>
         <w:tc>
@@ -1507,7 +1351,6 @@
             </w:pPr>
             <w:r>
               <w:rPr>
-                <w:rFonts w:ascii="Times New Roman" w:hAnsi="Times New Roman"/>
                 <w:sz w:val="28"/>
                 <w:szCs w:val="28"/>
               </w:rPr>
@@ -1515,7 +1358,6 @@
             </w:r>
             <w:r>
               <w:rPr>
-                <w:rFonts w:ascii="Times New Roman" w:hAnsi="Times New Roman"/>
                 <w:sz w:val="28"/>
                 <w:szCs w:val="28"/>
               </w:rPr>
@@ -1523,7 +1365,6 @@
             </w:r>
             <w:r>
               <w:rPr>
-                <w:rFonts w:ascii="Times New Roman" w:hAnsi="Times New Roman"/>
                 <w:sz w:val="28"/>
                 <w:szCs w:val="28"/>
               </w:rPr>
@@ -1531,7 +1372,6 @@
             </w:r>
             <w:r>
               <w:rPr>
-                <w:rFonts w:ascii="Times New Roman" w:hAnsi="Times New Roman"/>
                 <w:sz w:val="28"/>
                 <w:szCs w:val="28"/>
               </w:rPr>
@@ -1539,7 +1379,6 @@
             </w:r>
             <w:r>
               <w:rPr>
-                <w:rFonts w:ascii="Times New Roman" w:hAnsi="Times New Roman"/>
                 <w:sz w:val="28"/>
                 <w:szCs w:val="28"/>
               </w:rPr>
@@ -1579,7 +1418,6 @@
             </w:pPr>
             <w:r>
               <w:rPr>
-                <w:rFonts w:ascii="Times New Roman" w:hAnsi="Times New Roman"/>
                 <w:sz w:val="28"/>
                 <w:szCs w:val="28"/>
               </w:rPr>
@@ -1601,40 +1439,11 @@
             </w:pPr>
             <w:r>
               <w:rPr>
-                <w:rFonts w:ascii="Times New Roman" w:hAnsi="Times New Roman"/>
                 <w:sz w:val="28"/>
                 <w:szCs w:val="28"/>
               </w:rPr>
               <w:t>Верстка главной панели управления корпорацией: создание карточек показателей, блока управленческих действий и адаптивного интерфейса.</w:t>
             </w:r>
-            <w:proofErr w:type="spellStart"/>
-            <w:r>
-              <w:rPr>
-                <w:sz w:val="28"/>
-                <w:szCs w:val="28"/>
-              </w:rPr>
-            </w:r>
-            <w:proofErr w:type="spellEnd"/>
-            <w:r>
-              <w:rPr>
-                <w:sz w:val="28"/>
-                <w:szCs w:val="28"/>
-              </w:rPr>
-            </w:r>
-            <w:proofErr w:type="spellStart"/>
-            <w:r>
-              <w:rPr>
-                <w:sz w:val="28"/>
-                <w:szCs w:val="28"/>
-              </w:rPr>
-            </w:r>
-            <w:proofErr w:type="spellEnd"/>
-            <w:r>
-              <w:rPr>
-                <w:sz w:val="28"/>
-                <w:szCs w:val="28"/>
-              </w:rPr>
-            </w:r>
           </w:p>
         </w:tc>
         <w:tc>
@@ -1651,7 +1460,6 @@
             </w:pPr>
             <w:r>
               <w:rPr>
-                <w:rFonts w:ascii="Times New Roman" w:hAnsi="Times New Roman"/>
                 <w:sz w:val="28"/>
                 <w:szCs w:val="28"/>
               </w:rPr>
@@ -1659,7 +1467,6 @@
             </w:r>
             <w:r>
               <w:rPr>
-                <w:rFonts w:ascii="Times New Roman" w:hAnsi="Times New Roman"/>
                 <w:sz w:val="28"/>
                 <w:szCs w:val="28"/>
               </w:rPr>
@@ -1667,7 +1474,6 @@
             </w:r>
             <w:r>
               <w:rPr>
-                <w:rFonts w:ascii="Times New Roman" w:hAnsi="Times New Roman"/>
                 <w:sz w:val="28"/>
                 <w:szCs w:val="28"/>
               </w:rPr>
@@ -1675,7 +1481,6 @@
             </w:r>
             <w:r>
               <w:rPr>
-                <w:rFonts w:ascii="Times New Roman" w:hAnsi="Times New Roman"/>
                 <w:sz w:val="28"/>
                 <w:szCs w:val="28"/>
               </w:rPr>
@@ -1683,7 +1488,6 @@
             </w:r>
             <w:r>
               <w:rPr>
-                <w:rFonts w:ascii="Times New Roman" w:hAnsi="Times New Roman"/>
                 <w:sz w:val="28"/>
                 <w:szCs w:val="28"/>
               </w:rPr>
@@ -1723,7 +1527,6 @@
             </w:pPr>
             <w:r>
               <w:rPr>
-                <w:rFonts w:ascii="Times New Roman" w:hAnsi="Times New Roman"/>
                 <w:sz w:val="28"/>
                 <w:szCs w:val="28"/>
               </w:rPr>
@@ -1745,40 +1548,11 @@
             </w:pPr>
             <w:r>
               <w:rPr>
-                <w:rFonts w:ascii="Times New Roman" w:hAnsi="Times New Roman"/>
                 <w:sz w:val="28"/>
                 <w:szCs w:val="28"/>
               </w:rPr>
               <w:t>Разработка логики интерактивных действий: найм сотрудников, запуск рекламы, улучшение продукта, исследование технологий, проведение продаж и аудит рисков.</w:t>
             </w:r>
-            <w:proofErr w:type="spellStart"/>
-            <w:r>
-              <w:rPr>
-                <w:sz w:val="28"/>
-                <w:szCs w:val="28"/>
-              </w:rPr>
-            </w:r>
-            <w:proofErr w:type="spellEnd"/>
-            <w:r>
-              <w:rPr>
-                <w:sz w:val="28"/>
-                <w:szCs w:val="28"/>
-              </w:rPr>
-            </w:r>
-            <w:proofErr w:type="spellStart"/>
-            <w:r>
-              <w:rPr>
-                <w:sz w:val="28"/>
-                <w:szCs w:val="28"/>
-              </w:rPr>
-            </w:r>
-            <w:proofErr w:type="spellEnd"/>
-            <w:r>
-              <w:rPr>
-                <w:sz w:val="28"/>
-                <w:szCs w:val="28"/>
-              </w:rPr>
-            </w:r>
           </w:p>
         </w:tc>
         <w:tc>
@@ -1795,7 +1569,6 @@
             </w:pPr>
             <w:r>
               <w:rPr>
-                <w:rFonts w:ascii="Times New Roman" w:hAnsi="Times New Roman"/>
                 <w:sz w:val="28"/>
                 <w:szCs w:val="28"/>
               </w:rPr>
@@ -1803,7 +1576,6 @@
             </w:r>
             <w:r>
               <w:rPr>
-                <w:rFonts w:ascii="Times New Roman" w:hAnsi="Times New Roman"/>
                 <w:sz w:val="28"/>
                 <w:szCs w:val="28"/>
               </w:rPr>
@@ -1811,7 +1583,6 @@
             </w:r>
             <w:r>
               <w:rPr>
-                <w:rFonts w:ascii="Times New Roman" w:hAnsi="Times New Roman"/>
                 <w:sz w:val="28"/>
                 <w:szCs w:val="28"/>
               </w:rPr>
@@ -1851,7 +1622,6 @@
             </w:pPr>
             <w:r>
               <w:rPr>
-                <w:rFonts w:ascii="Times New Roman" w:hAnsi="Times New Roman"/>
                 <w:sz w:val="28"/>
                 <w:szCs w:val="28"/>
               </w:rPr>
@@ -1873,26 +1643,11 @@
             </w:pPr>
             <w:r>
               <w:rPr>
-                <w:rFonts w:ascii="Times New Roman" w:hAnsi="Times New Roman"/>
                 <w:sz w:val="28"/>
                 <w:szCs w:val="28"/>
               </w:rPr>
               <w:t>Разработка страницы стратегии и административной панели. Реализация форм, обработка POST-запросов и вывод журнала событий.</w:t>
             </w:r>
-            <w:proofErr w:type="spellStart"/>
-            <w:r>
-              <w:rPr>
-                <w:sz w:val="28"/>
-                <w:szCs w:val="28"/>
-              </w:rPr>
-            </w:r>
-            <w:proofErr w:type="spellEnd"/>
-            <w:r>
-              <w:rPr>
-                <w:sz w:val="28"/>
-                <w:szCs w:val="28"/>
-              </w:rPr>
-            </w:r>
           </w:p>
         </w:tc>
         <w:tc>
@@ -1909,7 +1664,6 @@
             </w:pPr>
             <w:r>
               <w:rPr>
-                <w:rFonts w:ascii="Times New Roman" w:hAnsi="Times New Roman"/>
                 <w:sz w:val="28"/>
                 <w:szCs w:val="28"/>
               </w:rPr>
@@ -1917,7 +1671,6 @@
             </w:r>
             <w:r>
               <w:rPr>
-                <w:rFonts w:ascii="Times New Roman" w:hAnsi="Times New Roman"/>
                 <w:sz w:val="28"/>
                 <w:szCs w:val="28"/>
               </w:rPr>
@@ -1925,7 +1678,6 @@
             </w:r>
             <w:r>
               <w:rPr>
-                <w:rFonts w:ascii="Times New Roman" w:hAnsi="Times New Roman"/>
                 <w:sz w:val="28"/>
                 <w:szCs w:val="28"/>
               </w:rPr>
@@ -1933,7 +1685,6 @@
             </w:r>
             <w:r>
               <w:rPr>
-                <w:rFonts w:ascii="Times New Roman" w:hAnsi="Times New Roman"/>
                 <w:sz w:val="28"/>
                 <w:szCs w:val="28"/>
               </w:rPr>
@@ -1941,7 +1692,6 @@
             </w:r>
             <w:r>
               <w:rPr>
-                <w:rFonts w:ascii="Times New Roman" w:hAnsi="Times New Roman"/>
                 <w:sz w:val="28"/>
                 <w:szCs w:val="28"/>
               </w:rPr>
@@ -1981,7 +1731,6 @@
             </w:pPr>
             <w:r>
               <w:rPr>
-                <w:rFonts w:ascii="Times New Roman" w:hAnsi="Times New Roman"/>
                 <w:sz w:val="28"/>
                 <w:szCs w:val="28"/>
               </w:rPr>
@@ -2003,26 +1752,11 @@
             </w:pPr>
             <w:r>
               <w:rPr>
-                <w:rFonts w:ascii="Times New Roman" w:hAnsi="Times New Roman"/>
                 <w:sz w:val="28"/>
                 <w:szCs w:val="28"/>
               </w:rPr>
               <w:t>Реализация серверной логики на Python (Flask) для сохранения состояния симулятора и истории действий в JSON-файлах.</w:t>
             </w:r>
-            <w:proofErr w:type="spellStart"/>
-            <w:r>
-              <w:rPr>
-                <w:sz w:val="28"/>
-                <w:szCs w:val="28"/>
-              </w:rPr>
-            </w:r>
-            <w:proofErr w:type="spellEnd"/>
-            <w:r>
-              <w:rPr>
-                <w:sz w:val="28"/>
-                <w:szCs w:val="28"/>
-              </w:rPr>
-            </w:r>
           </w:p>
         </w:tc>
         <w:tc>
@@ -2039,7 +1773,6 @@
             </w:pPr>
             <w:r>
               <w:rPr>
-                <w:rFonts w:ascii="Times New Roman" w:hAnsi="Times New Roman"/>
                 <w:sz w:val="28"/>
                 <w:szCs w:val="28"/>
               </w:rPr>
@@ -2047,7 +1780,6 @@
             </w:r>
             <w:r>
               <w:rPr>
-                <w:rFonts w:ascii="Times New Roman" w:hAnsi="Times New Roman"/>
                 <w:sz w:val="28"/>
                 <w:szCs w:val="28"/>
               </w:rPr>
@@ -2055,7 +1787,6 @@
             </w:r>
             <w:r>
               <w:rPr>
-                <w:rFonts w:ascii="Times New Roman" w:hAnsi="Times New Roman"/>
                 <w:sz w:val="28"/>
                 <w:szCs w:val="28"/>
               </w:rPr>
@@ -2063,7 +1794,6 @@
             </w:r>
             <w:r>
               <w:rPr>
-                <w:rFonts w:ascii="Times New Roman" w:hAnsi="Times New Roman"/>
                 <w:sz w:val="28"/>
                 <w:szCs w:val="28"/>
               </w:rPr>
@@ -2071,7 +1801,6 @@
             </w:r>
             <w:r>
               <w:rPr>
-                <w:rFonts w:ascii="Times New Roman" w:hAnsi="Times New Roman"/>
                 <w:sz w:val="28"/>
                 <w:szCs w:val="28"/>
               </w:rPr>
@@ -2111,7 +1840,6 @@
             </w:pPr>
             <w:r>
               <w:rPr>
-                <w:rFonts w:ascii="Times New Roman" w:hAnsi="Times New Roman"/>
                 <w:sz w:val="28"/>
                 <w:szCs w:val="28"/>
               </w:rPr>
@@ -2133,26 +1861,11 @@
             </w:pPr>
             <w:r>
               <w:rPr>
-                <w:rFonts w:ascii="Times New Roman" w:hAnsi="Times New Roman"/>
                 <w:sz w:val="28"/>
                 <w:szCs w:val="28"/>
               </w:rPr>
               <w:t>Подготовка проекта к публикации в Git: оформление README, requirements.txt, .gitignore и проверка структуры репозитория.</w:t>
             </w:r>
-            <w:proofErr w:type="spellStart"/>
-            <w:r>
-              <w:rPr>
-                <w:sz w:val="28"/>
-                <w:szCs w:val="28"/>
-              </w:rPr>
-            </w:r>
-            <w:proofErr w:type="spellEnd"/>
-            <w:r>
-              <w:rPr>
-                <w:sz w:val="28"/>
-                <w:szCs w:val="28"/>
-              </w:rPr>
-            </w:r>
           </w:p>
         </w:tc>
         <w:tc>
@@ -2169,7 +1882,6 @@
             </w:pPr>
             <w:r>
               <w:rPr>
-                <w:rFonts w:ascii="Times New Roman" w:hAnsi="Times New Roman"/>
                 <w:sz w:val="28"/>
                 <w:szCs w:val="28"/>
               </w:rPr>
@@ -2177,7 +1889,6 @@
             </w:r>
             <w:r>
               <w:rPr>
-                <w:rFonts w:ascii="Times New Roman" w:hAnsi="Times New Roman"/>
                 <w:sz w:val="28"/>
                 <w:szCs w:val="28"/>
               </w:rPr>
@@ -2185,7 +1896,6 @@
             </w:r>
             <w:r>
               <w:rPr>
-                <w:rFonts w:ascii="Times New Roman" w:hAnsi="Times New Roman"/>
                 <w:sz w:val="28"/>
                 <w:szCs w:val="28"/>
               </w:rPr>
@@ -2193,7 +1903,6 @@
             </w:r>
             <w:r>
               <w:rPr>
-                <w:rFonts w:ascii="Times New Roman" w:hAnsi="Times New Roman"/>
                 <w:sz w:val="28"/>
                 <w:szCs w:val="28"/>
               </w:rPr>
@@ -2201,7 +1910,6 @@
             </w:r>
             <w:r>
               <w:rPr>
-                <w:rFonts w:ascii="Times New Roman" w:hAnsi="Times New Roman"/>
                 <w:sz w:val="28"/>
                 <w:szCs w:val="28"/>
               </w:rPr>
@@ -2241,7 +1949,6 @@
             </w:pPr>
             <w:r>
               <w:rPr>
-                <w:rFonts w:ascii="Times New Roman" w:hAnsi="Times New Roman"/>
                 <w:sz w:val="28"/>
                 <w:szCs w:val="28"/>
               </w:rPr>
@@ -2263,7 +1970,6 @@
             </w:pPr>
             <w:r>
               <w:rPr>
-                <w:rFonts w:ascii="Times New Roman" w:hAnsi="Times New Roman"/>
                 <w:sz w:val="28"/>
                 <w:szCs w:val="28"/>
               </w:rPr>
@@ -2285,7 +1991,6 @@
             </w:pPr>
             <w:r>
               <w:rPr>
-                <w:rFonts w:ascii="Times New Roman" w:hAnsi="Times New Roman"/>
                 <w:sz w:val="28"/>
                 <w:szCs w:val="28"/>
               </w:rPr>
@@ -2293,7 +1998,6 @@
             </w:r>
             <w:r>
               <w:rPr>
-                <w:rFonts w:ascii="Times New Roman" w:hAnsi="Times New Roman"/>
                 <w:sz w:val="28"/>
                 <w:szCs w:val="28"/>
               </w:rPr>
@@ -2301,7 +2005,6 @@
             </w:r>
             <w:r>
               <w:rPr>
-                <w:rFonts w:ascii="Times New Roman" w:hAnsi="Times New Roman"/>
                 <w:sz w:val="28"/>
                 <w:szCs w:val="28"/>
               </w:rPr>
@@ -2309,7 +2012,6 @@
             </w:r>
             <w:r>
               <w:rPr>
-                <w:rFonts w:ascii="Times New Roman" w:hAnsi="Times New Roman"/>
                 <w:sz w:val="28"/>
                 <w:szCs w:val="28"/>
               </w:rPr>
@@ -2317,7 +2019,6 @@
             </w:r>
             <w:r>
               <w:rPr>
-                <w:rFonts w:ascii="Times New Roman" w:hAnsi="Times New Roman"/>
                 <w:sz w:val="28"/>
                 <w:szCs w:val="28"/>
               </w:rPr>
@@ -2358,7 +2059,6 @@
             </w:pPr>
             <w:r>
               <w:rPr>
-                <w:rFonts w:ascii="Times New Roman" w:hAnsi="Times New Roman"/>
                 <w:sz w:val="28"/>
                 <w:szCs w:val="28"/>
               </w:rPr>
@@ -2380,7 +2080,6 @@
             </w:pPr>
             <w:r>
               <w:rPr>
-                <w:rFonts w:ascii="Times New Roman" w:hAnsi="Times New Roman"/>
                 <w:sz w:val="28"/>
               </w:rPr>
               <w:t xml:space="preserve">Итоговая конференция по практике </w:t>
@@ -2402,7 +2101,6 @@
             </w:pPr>
             <w:r>
               <w:rPr>
-                <w:rFonts w:ascii="Times New Roman" w:hAnsi="Times New Roman"/>
                 <w:sz w:val="28"/>
                 <w:szCs w:val="28"/>
                 <w:lang w:val="en-US"/>
@@ -2411,7 +2109,6 @@
             </w:r>
             <w:r>
               <w:rPr>
-                <w:rFonts w:ascii="Times New Roman" w:hAnsi="Times New Roman"/>
                 <w:sz w:val="28"/>
                 <w:szCs w:val="28"/>
               </w:rPr>
@@ -2419,7 +2116,6 @@
             </w:r>
             <w:r>
               <w:rPr>
-                <w:rFonts w:ascii="Times New Roman" w:hAnsi="Times New Roman"/>
                 <w:sz w:val="28"/>
                 <w:szCs w:val="28"/>
               </w:rPr>
@@ -2427,7 +2123,6 @@
             </w:r>
             <w:r>
               <w:rPr>
-                <w:rFonts w:ascii="Times New Roman" w:hAnsi="Times New Roman"/>
                 <w:sz w:val="28"/>
                 <w:szCs w:val="28"/>
               </w:rPr>
@@ -2483,7 +2178,6 @@
       </w:pPr>
       <w:r>
         <w:rPr>
-          <w:rFonts w:ascii="Times New Roman" w:hAnsi="Times New Roman"/>
           <w:b/>
           <w:sz w:val="28"/>
           <w:szCs w:val="28"/>
@@ -2503,7 +2197,6 @@
       </w:pPr>
       <w:r>
         <w:rPr>
-          <w:rFonts w:ascii="Times New Roman" w:hAnsi="Times New Roman"/>
           <w:b/>
           <w:sz w:val="28"/>
           <w:szCs w:val="28"/>
@@ -2512,7 +2205,6 @@
       </w:r>
       <w:r>
         <w:rPr>
-          <w:rFonts w:ascii="Times New Roman" w:hAnsi="Times New Roman"/>
           <w:b/>
           <w:sz w:val="28"/>
           <w:szCs w:val="28"/>
@@ -2521,7 +2213,6 @@
       </w:r>
       <w:r>
         <w:rPr>
-          <w:rFonts w:ascii="Times New Roman" w:hAnsi="Times New Roman"/>
           <w:b/>
           <w:sz w:val="28"/>
           <w:szCs w:val="28"/>
@@ -2530,7 +2221,6 @@
       </w:r>
       <w:r>
         <w:rPr>
-          <w:rFonts w:ascii="Times New Roman" w:hAnsi="Times New Roman"/>
           <w:b/>
           <w:sz w:val="28"/>
           <w:szCs w:val="28"/>
@@ -2595,7 +2285,6 @@
             </w:pPr>
             <w:r>
               <w:rPr>
-                <w:rFonts w:ascii="Times New Roman" w:hAnsi="Times New Roman"/>
                 <w:b/>
                 <w:sz w:val="20"/>
                 <w:szCs w:val="20"/>
@@ -2626,7 +2315,6 @@
             </w:pPr>
             <w:r>
               <w:rPr>
-                <w:rFonts w:ascii="Times New Roman" w:hAnsi="Times New Roman"/>
                 <w:b/>
                 <w:sz w:val="20"/>
                 <w:szCs w:val="20"/>
@@ -2657,7 +2345,6 @@
             </w:pPr>
             <w:r>
               <w:rPr>
-                <w:rFonts w:ascii="Times New Roman" w:hAnsi="Times New Roman"/>
                 <w:b/>
                 <w:sz w:val="20"/>
                 <w:szCs w:val="20"/>
@@ -2666,7 +2353,6 @@
             </w:r>
             <w:r>
               <w:rPr>
-                <w:rFonts w:ascii="Times New Roman" w:hAnsi="Times New Roman"/>
                 <w:i/>
                 <w:sz w:val="20"/>
                 <w:szCs w:val="20"/>
@@ -2675,7 +2361,6 @@
             </w:r>
             <w:r>
               <w:rPr>
-                <w:rFonts w:ascii="Times New Roman" w:hAnsi="Times New Roman"/>
                 <w:b/>
                 <w:sz w:val="20"/>
                 <w:szCs w:val="20"/>
@@ -2684,7 +2369,6 @@
             </w:r>
             <w:r>
               <w:rPr>
-                <w:rFonts w:ascii="Times New Roman" w:hAnsi="Times New Roman"/>
                 <w:i/>
                 <w:sz w:val="20"/>
                 <w:szCs w:val="20"/>
@@ -2693,7 +2377,6 @@
             </w:r>
             <w:r>
               <w:rPr>
-                <w:rFonts w:ascii="Times New Roman" w:hAnsi="Times New Roman"/>
                 <w:b/>
                 <w:sz w:val="20"/>
                 <w:szCs w:val="20"/>
@@ -2722,7 +2405,6 @@
             </w:pPr>
             <w:r>
               <w:rPr>
-                <w:rFonts w:ascii="Times New Roman" w:hAnsi="Times New Roman"/>
                 <w:b/>
                 <w:sz w:val="20"/>
                 <w:szCs w:val="20"/>
@@ -2793,7 +2475,7 @@
             </w:pPr>
             <w:r>
               <w:rPr>
-                <w:rFonts w:eastAsia="Calibri" w:ascii="Times New Roman" w:hAnsi="Times New Roman"/>
+                <w:rFonts w:eastAsia="Calibri"/>
               </w:rPr>
               <w:t>УК-1.1. Анализирует задачу, выделяя ее базовые составляющие</w:t>
             </w:r>
@@ -2820,7 +2502,7 @@
             </w:pPr>
             <w:r>
               <w:rPr>
-                <w:rFonts w:eastAsia="Calibri" w:ascii="Times New Roman" w:hAnsi="Times New Roman"/>
+                <w:rFonts w:eastAsia="Calibri"/>
               </w:rPr>
               <w:t>Знать основные принципы анализа информации</w:t>
             </w:r>
@@ -2833,7 +2515,7 @@
             </w:pPr>
             <w:r>
               <w:rPr>
-                <w:rFonts w:eastAsia="Calibri" w:ascii="Times New Roman" w:hAnsi="Times New Roman"/>
+                <w:rFonts w:eastAsia="Calibri"/>
               </w:rPr>
               <w:t>Уметь выделять базовые составляющие информации</w:t>
             </w:r>
@@ -2901,7 +2583,7 @@
             </w:pPr>
             <w:r>
               <w:rPr>
-                <w:rFonts w:eastAsia="Calibri" w:ascii="Times New Roman" w:hAnsi="Times New Roman"/>
+                <w:rFonts w:eastAsia="Calibri"/>
               </w:rPr>
               <w:t>УК-1.2. Определяет, интерпретирует и ранжирует информацию, требуемую для решения поставленной задачи</w:t>
             </w:r>
@@ -2925,7 +2607,7 @@
             </w:pPr>
             <w:r>
               <w:rPr>
-                <w:rFonts w:eastAsia="Calibri" w:ascii="Times New Roman" w:hAnsi="Times New Roman"/>
+                <w:rFonts w:eastAsia="Calibri"/>
               </w:rPr>
               <w:t>Уметь обобщать и ранжировать информацию</w:t>
             </w:r>
@@ -2993,7 +2675,7 @@
             </w:pPr>
             <w:r>
               <w:rPr>
-                <w:rFonts w:eastAsia="Calibri" w:ascii="Times New Roman" w:hAnsi="Times New Roman"/>
+                <w:rFonts w:eastAsia="Calibri"/>
               </w:rPr>
               <w:t>УК-1.3. Осуществляет поиск информации для решения поставленной задачи по различным типам запросов</w:t>
             </w:r>
@@ -3020,7 +2702,7 @@
             </w:pPr>
             <w:r>
               <w:rPr>
-                <w:rFonts w:eastAsia="Calibri" w:ascii="Times New Roman" w:hAnsi="Times New Roman"/>
+                <w:rFonts w:eastAsia="Calibri"/>
               </w:rPr>
               <w:t>Знать основные принципы поиска информации</w:t>
             </w:r>
@@ -3036,7 +2718,7 @@
             </w:pPr>
             <w:r>
               <w:rPr>
-                <w:rFonts w:eastAsia="Calibri" w:ascii="Times New Roman" w:hAnsi="Times New Roman"/>
+                <w:rFonts w:eastAsia="Calibri"/>
               </w:rPr>
               <w:t>Владеть инструментами поиска информации в компьютерных сетях</w:t>
             </w:r>
@@ -3105,7 +2787,7 @@
             </w:pPr>
             <w:r>
               <w:rPr>
-                <w:rFonts w:eastAsia="Calibri" w:ascii="Times New Roman" w:hAnsi="Times New Roman"/>
+                <w:rFonts w:eastAsia="Calibri"/>
               </w:rPr>
               <w:t>УК-1.5. Рассматривает и предлагает возможные варианты решения поставленной задачи, оценивая их достоинства и недостатки</w:t>
             </w:r>
@@ -3132,7 +2814,7 @@
             </w:pPr>
             <w:r>
               <w:rPr>
-                <w:rFonts w:eastAsia="Calibri" w:ascii="Times New Roman" w:hAnsi="Times New Roman"/>
+                <w:rFonts w:eastAsia="Calibri"/>
               </w:rPr>
               <w:t>Уметь выявлять достоинства и недостатки вариантов решения поставленной задачи</w:t>
             </w:r>
@@ -3189,7 +2871,7 @@
             </w:pPr>
             <w:r>
               <w:rPr>
-                <w:rFonts w:eastAsia="Calibri" w:ascii="Times New Roman" w:hAnsi="Times New Roman"/>
+                <w:rFonts w:eastAsia="Calibri"/>
               </w:rPr>
               <w:t>УК-2</w:t>
             </w:r>
@@ -3213,7 +2895,7 @@
             </w:pPr>
             <w:r>
               <w:rPr>
-                <w:rFonts w:eastAsia="Calibri" w:ascii="Times New Roman" w:hAnsi="Times New Roman"/>
+                <w:rFonts w:eastAsia="Calibri"/>
               </w:rPr>
               <w:t>УК-2.1. Определяет круг задач в рамках поставленной цели, определяет связи между ними</w:t>
             </w:r>
@@ -3237,7 +2919,7 @@
             </w:pPr>
             <w:r>
               <w:rPr>
-                <w:rFonts w:eastAsia="Calibri" w:ascii="Times New Roman" w:hAnsi="Times New Roman"/>
+                <w:rFonts w:eastAsia="Calibri"/>
               </w:rPr>
               <w:t>Уметь выделять частные задачи, приводящие к достижению поставленной цели</w:t>
             </w:r>
@@ -3305,7 +2987,7 @@
             </w:pPr>
             <w:r>
               <w:rPr>
-                <w:rFonts w:eastAsia="Calibri" w:ascii="Times New Roman" w:hAnsi="Times New Roman"/>
+                <w:rFonts w:eastAsia="Calibri"/>
               </w:rPr>
               <w:t>УК-2.2. Предлагает способы решения поставленных задач и ожидаемые результаты; оценивает предложенные способы с точки зрения соответствия цели проекта</w:t>
             </w:r>
@@ -3332,7 +3014,7 @@
             </w:pPr>
             <w:r>
               <w:rPr>
-                <w:rFonts w:eastAsia="Calibri" w:ascii="Times New Roman" w:hAnsi="Times New Roman"/>
+                <w:rFonts w:eastAsia="Calibri"/>
               </w:rPr>
               <w:t>Знать способы оценки соответствия ожидаемых результатов поставленной цели</w:t>
             </w:r>
@@ -3401,7 +3083,7 @@
             </w:pPr>
             <w:r>
               <w:rPr>
-                <w:rFonts w:eastAsia="Calibri" w:ascii="Times New Roman" w:hAnsi="Times New Roman"/>
+                <w:rFonts w:eastAsia="Calibri"/>
               </w:rPr>
               <w:t>УК-2.5 Представляет результаты проекта, предлагает возможности их использования и/или совершенствования</w:t>
             </w:r>
@@ -3428,7 +3110,7 @@
             </w:pPr>
             <w:r>
               <w:rPr>
-                <w:rFonts w:eastAsia="Calibri" w:ascii="Times New Roman" w:hAnsi="Times New Roman"/>
+                <w:rFonts w:eastAsia="Calibri"/>
               </w:rPr>
               <w:t xml:space="preserve">Уметь документировать результаты проекта </w:t>
             </w:r>
@@ -3444,7 +3126,7 @@
             </w:pPr>
             <w:r>
               <w:rPr>
-                <w:rFonts w:eastAsia="Calibri" w:ascii="Times New Roman" w:hAnsi="Times New Roman"/>
+                <w:rFonts w:eastAsia="Calibri"/>
               </w:rPr>
               <w:t>Владеть инструментами оформления документов</w:t>
             </w:r>
@@ -3499,7 +3181,7 @@
             </w:pPr>
             <w:r>
               <w:rPr>
-                <w:rFonts w:eastAsia="Calibri" w:ascii="Times New Roman" w:hAnsi="Times New Roman"/>
+                <w:rFonts w:eastAsia="Calibri"/>
               </w:rPr>
               <w:t>УК-8</w:t>
             </w:r>
@@ -3527,7 +3209,7 @@
             </w:pPr>
             <w:r>
               <w:rPr>
-                <w:rFonts w:eastAsia="Calibri" w:ascii="Times New Roman" w:hAnsi="Times New Roman"/>
+                <w:rFonts w:eastAsia="Calibri"/>
               </w:rPr>
               <w:t>УК-8.1 Анализирует факторы вредного влияния элементов среды обитания (технических средств, технологических процессов, материалов, зданий и сооружений, природных и социальных явлений);</w:t>
             </w:r>
@@ -3555,7 +3237,7 @@
             </w:pPr>
             <w:r>
               <w:rPr>
-                <w:rFonts w:eastAsia="Calibri" w:ascii="Times New Roman" w:hAnsi="Times New Roman"/>
+                <w:rFonts w:eastAsia="Calibri"/>
               </w:rPr>
               <w:t>Знать основные факторы вредного влияния</w:t>
             </w:r>
@@ -3622,7 +3304,7 @@
             </w:pPr>
             <w:r>
               <w:rPr>
-                <w:rFonts w:eastAsia="Calibri" w:ascii="Times New Roman" w:hAnsi="Times New Roman"/>
+                <w:rFonts w:eastAsia="Calibri"/>
               </w:rPr>
               <w:t>УК-8.2 Идентифицирует опасные и вредные факторы в рамках осуществляемой деятельности</w:t>
             </w:r>
@@ -3649,7 +3331,7 @@
             </w:pPr>
             <w:r>
               <w:rPr>
-                <w:rFonts w:eastAsia="Calibri" w:ascii="Times New Roman" w:hAnsi="Times New Roman"/>
+                <w:rFonts w:eastAsia="Calibri"/>
               </w:rPr>
               <w:t>Знать факторы вредного влияния в рамках своей профессиональной деятельности</w:t>
             </w:r>
@@ -3716,13 +3398,13 @@
             </w:pPr>
             <w:r>
               <w:rPr>
-                <w:rFonts w:eastAsia="Calibri" w:ascii="Times New Roman" w:hAnsi="Times New Roman"/>
+                <w:rFonts w:eastAsia="Calibri"/>
               </w:rPr>
               <w:t xml:space="preserve">УК-8.3 Выявляет проблемы, связанные с нарушениями </w:t>
             </w:r>
             <w:r>
               <w:rPr>
-                <w:rFonts w:eastAsia="Calibri" w:ascii="Times New Roman" w:hAnsi="Times New Roman"/>
+                <w:rFonts w:eastAsia="Calibri"/>
               </w:rPr>
               <w:lastRenderedPageBreak/>
               <w:t>техники безопасности на рабочем месте; предлагает мероприятиях по предотвращению чрезвычайных ситуаций</w:t>
@@ -3750,14 +3432,14 @@
             </w:pPr>
             <w:r>
               <w:rPr>
-                <w:rFonts w:eastAsia="Calibri" w:ascii="Times New Roman" w:hAnsi="Times New Roman"/>
+                <w:rFonts w:eastAsia="Calibri"/>
               </w:rPr>
               <w:lastRenderedPageBreak/>
               <w:t xml:space="preserve">Знать признаки проблем, связанные с нарушениями </w:t>
             </w:r>
             <w:r>
               <w:rPr>
-                <w:rFonts w:eastAsia="Calibri" w:ascii="Times New Roman" w:hAnsi="Times New Roman"/>
+                <w:rFonts w:eastAsia="Calibri"/>
               </w:rPr>
               <w:lastRenderedPageBreak/>
               <w:t>техники безопасности на рабочем месте</w:t>
@@ -3774,7 +3456,7 @@
             </w:pPr>
             <w:r>
               <w:rPr>
-                <w:rFonts w:eastAsia="Calibri" w:ascii="Times New Roman" w:hAnsi="Times New Roman"/>
+                <w:rFonts w:eastAsia="Calibri"/>
               </w:rPr>
               <w:t>Уметь формулировать мероприятиях по предотвращению нарушений техники безопасности</w:t>
             </w:r>
@@ -3841,7 +3523,7 @@
             </w:pPr>
             <w:r>
               <w:rPr>
-                <w:rFonts w:eastAsia="Calibri" w:ascii="Times New Roman" w:hAnsi="Times New Roman"/>
+                <w:rFonts w:eastAsia="Calibri"/>
               </w:rPr>
               <w:t>УК-8.4 Разъясняет правила поведения при возникновении чрезвычайных ситуаций природного и техногенного происхождения; оказывает первую помощь, описывает способы участия в восстановительных мероприятиях.</w:t>
             </w:r>
@@ -3868,7 +3550,7 @@
             </w:pPr>
             <w:r>
               <w:rPr>
-                <w:rFonts w:eastAsia="Calibri" w:ascii="Times New Roman" w:hAnsi="Times New Roman"/>
+                <w:rFonts w:eastAsia="Calibri"/>
               </w:rPr>
               <w:t>Знать правила поведения при возникновении чрезвычайных ситуаций</w:t>
             </w:r>
@@ -3936,7 +3618,7 @@
             </w:pPr>
             <w:r>
               <w:rPr>
-                <w:rFonts w:eastAsia="Calibri" w:ascii="Times New Roman" w:hAnsi="Times New Roman"/>
+                <w:rFonts w:eastAsia="Calibri"/>
               </w:rPr>
               <w:t>УК-8.5. Выявляет негативные факторы, способные причинить вред природной среде, устойчивому развитию общества, в том числе ведущие к возникновению чрезвычайных ситуаций и военных конфликтов,</w:t>
             </w:r>
@@ -3963,7 +3645,7 @@
             </w:pPr>
             <w:r>
               <w:rPr>
-                <w:rFonts w:eastAsia="Calibri" w:ascii="Times New Roman" w:hAnsi="Times New Roman"/>
+                <w:rFonts w:eastAsia="Calibri"/>
               </w:rPr>
               <w:t>Уметь выявлять негативные факторы, способные причинить вред природной среде, устойчивому развитию общества, в том числе ведущие к возникновению чрезвычайных ситуаций и военных конфликтов</w:t>
             </w:r>
@@ -4010,7 +3692,7 @@
             </w:pPr>
             <w:r>
               <w:rPr>
-                <w:rFonts w:eastAsia="Calibri" w:ascii="Times New Roman" w:hAnsi="Times New Roman"/>
+                <w:rFonts w:eastAsia="Calibri"/>
               </w:rPr>
               <w:t>ОПК-1</w:t>
             </w:r>
@@ -4034,7 +3716,7 @@
             </w:pPr>
             <w:r>
               <w:rPr>
-                <w:rFonts w:eastAsia="Calibri" w:ascii="Times New Roman" w:hAnsi="Times New Roman"/>
+                <w:rFonts w:eastAsia="Calibri"/>
               </w:rPr>
               <w:t>ОПК-1.1. Понимает основы математики, физики и информатики</w:t>
             </w:r>
@@ -4061,7 +3743,7 @@
             </w:pPr>
             <w:r>
               <w:rPr>
-                <w:rFonts w:eastAsia="Calibri" w:ascii="Times New Roman" w:hAnsi="Times New Roman"/>
+                <w:rFonts w:eastAsia="Calibri"/>
               </w:rPr>
               <w:t>Знать основные задачи информатики в профессиональной деятельности</w:t>
             </w:r>
@@ -4074,7 +3756,7 @@
             </w:pPr>
             <w:r>
               <w:rPr>
-                <w:rFonts w:eastAsia="Calibri" w:ascii="Times New Roman" w:hAnsi="Times New Roman"/>
+                <w:rFonts w:eastAsia="Calibri"/>
               </w:rPr>
               <w:t>Уметь применять методы информатики для решения практических задач</w:t>
             </w:r>
@@ -4121,7 +3803,7 @@
             </w:pPr>
             <w:r>
               <w:rPr>
-                <w:rFonts w:eastAsia="Calibri" w:ascii="Times New Roman" w:hAnsi="Times New Roman"/>
+                <w:rFonts w:eastAsia="Calibri"/>
               </w:rPr>
               <w:t>ОПК-2</w:t>
             </w:r>
@@ -4148,7 +3830,7 @@
             </w:pPr>
             <w:r>
               <w:rPr>
-                <w:rFonts w:eastAsia="Calibri" w:ascii="Times New Roman" w:hAnsi="Times New Roman"/>
+                <w:rFonts w:eastAsia="Calibri"/>
               </w:rPr>
               <w:t>ОПК-2.1. Рассматривает современные информационные технологии и методы их использования при решении задач профессиональной деятельности.</w:t>
             </w:r>
@@ -4175,7 +3857,7 @@
             </w:pPr>
             <w:r>
               <w:rPr>
-                <w:rFonts w:eastAsia="Calibri" w:ascii="Times New Roman" w:hAnsi="Times New Roman"/>
+                <w:rFonts w:eastAsia="Calibri"/>
               </w:rPr>
               <w:t>Владеть инструментами современных информационных технологий для решения практических задач эксплуатации программного обеспечения</w:t>
             </w:r>
@@ -4222,7 +3904,7 @@
             </w:pPr>
             <w:r>
               <w:rPr>
-                <w:rFonts w:eastAsia="Calibri" w:ascii="Times New Roman" w:hAnsi="Times New Roman"/>
+                <w:rFonts w:eastAsia="Calibri"/>
               </w:rPr>
               <w:t>ОПК-3</w:t>
             </w:r>
@@ -4249,7 +3931,7 @@
             </w:pPr>
             <w:r>
               <w:rPr>
-                <w:rFonts w:eastAsia="Calibri" w:ascii="Times New Roman" w:hAnsi="Times New Roman"/>
+                <w:rFonts w:eastAsia="Calibri"/>
               </w:rPr>
               <w:t>ОПК-3.1. Понимает принципы информационной и библиографической культуры, методы и средства решения стандартных задач профессиональной деятельности с применением информационно-коммуникационных технологий и с учетом основных требований информационной безопасности.</w:t>
             </w:r>
@@ -4276,7 +3958,7 @@
             </w:pPr>
             <w:r>
               <w:rPr>
-                <w:rFonts w:eastAsia="Calibri" w:ascii="Times New Roman" w:hAnsi="Times New Roman"/>
+                <w:rFonts w:eastAsia="Calibri"/>
               </w:rPr>
               <w:t>Знать способы использования средств решения стандартных задач профессиональной деятельности с применением информационно-коммуникационных технологий</w:t>
             </w:r>
@@ -4344,7 +4026,7 @@
             </w:pPr>
             <w:r>
               <w:rPr>
-                <w:rFonts w:eastAsia="Calibri" w:ascii="Times New Roman" w:hAnsi="Times New Roman"/>
+                <w:rFonts w:eastAsia="Calibri"/>
               </w:rPr>
               <w:t>ОПК-3.3. Использует методы поиска и анализа информации для подготовки документов, обзоров, рефератов, докладов, публикаций, на основе информационной и библиографической культуры, с учетом соблюдения авторского права и требований информационной безопасности.</w:t>
             </w:r>
@@ -4371,7 +4053,7 @@
             </w:pPr>
             <w:r>
               <w:rPr>
-                <w:rFonts w:eastAsia="Calibri" w:ascii="Times New Roman" w:hAnsi="Times New Roman"/>
+                <w:rFonts w:eastAsia="Calibri"/>
               </w:rPr>
               <w:t>Владеть инструментами поиска информации для подготовки документов</w:t>
             </w:r>
@@ -4418,7 +4100,7 @@
             </w:pPr>
             <w:r>
               <w:rPr>
-                <w:rFonts w:eastAsia="Calibri" w:ascii="Times New Roman" w:hAnsi="Times New Roman"/>
+                <w:rFonts w:eastAsia="Calibri"/>
               </w:rPr>
               <w:t>ОПК-4</w:t>
             </w:r>
@@ -4445,7 +4127,7 @@
             </w:pPr>
             <w:r>
               <w:rPr>
-                <w:rFonts w:eastAsia="Calibri" w:ascii="Times New Roman" w:hAnsi="Times New Roman"/>
+                <w:rFonts w:eastAsia="Calibri"/>
               </w:rPr>
               <w:t>ОПК-4.1. Анализирует основные стандарты оформления технической документации на различных стадиях жизненного цикла объекта профессиональной деятельности.</w:t>
             </w:r>
@@ -4472,7 +4154,7 @@
             </w:pPr>
             <w:r>
               <w:rPr>
-                <w:rFonts w:eastAsia="Calibri" w:ascii="Times New Roman" w:hAnsi="Times New Roman"/>
+                <w:rFonts w:eastAsia="Calibri"/>
               </w:rPr>
               <w:t>Знать требования стандартов оформления технической документации</w:t>
             </w:r>
@@ -4540,7 +4222,7 @@
             </w:pPr>
             <w:r>
               <w:rPr>
-                <w:rFonts w:eastAsia="Calibri" w:ascii="Times New Roman" w:hAnsi="Times New Roman"/>
+                <w:rFonts w:eastAsia="Calibri"/>
               </w:rPr>
               <w:t>ОПК-4.2. Применяет стандарты, нормы, правила и техническую документацию при решении задач профессиональной деятельности</w:t>
             </w:r>
@@ -4567,7 +4249,7 @@
             </w:pPr>
             <w:r>
               <w:rPr>
-                <w:rFonts w:eastAsia="Calibri" w:ascii="Times New Roman" w:hAnsi="Times New Roman"/>
+                <w:rFonts w:eastAsia="Calibri"/>
               </w:rPr>
               <w:t>Уметь применять требования стандартов и технической документации при эксплуатации программного обеспечения</w:t>
             </w:r>
@@ -4614,7 +4296,7 @@
             </w:pPr>
             <w:r>
               <w:rPr>
-                <w:rFonts w:eastAsia="Calibri" w:ascii="Times New Roman" w:hAnsi="Times New Roman"/>
+                <w:rFonts w:eastAsia="Calibri"/>
               </w:rPr>
               <w:t>ОПК-8</w:t>
             </w:r>
@@ -4641,7 +4323,7 @@
             </w:pPr>
             <w:r>
               <w:rPr>
-                <w:rFonts w:eastAsia="Calibri" w:ascii="Times New Roman" w:hAnsi="Times New Roman"/>
+                <w:rFonts w:eastAsia="Calibri"/>
               </w:rPr>
               <w:t>ОПК-8.1. Рассматривает основные языки программирования, операционные системы и оболочки, современные среды разработки программного обеспечения</w:t>
             </w:r>
@@ -4668,7 +4350,7 @@
             </w:pPr>
             <w:r>
               <w:rPr>
-                <w:rFonts w:eastAsia="Calibri" w:ascii="Times New Roman" w:hAnsi="Times New Roman"/>
+                <w:rFonts w:eastAsia="Calibri"/>
               </w:rPr>
               <w:t>Владеть современными средами разработки программного обеспечения</w:t>
             </w:r>
@@ -4735,7 +4417,7 @@
             </w:pPr>
             <w:r>
               <w:rPr>
-                <w:rFonts w:eastAsia="Calibri" w:ascii="Times New Roman" w:hAnsi="Times New Roman"/>
+                <w:rFonts w:eastAsia="Calibri"/>
               </w:rPr>
               <w:t>ОПК-8.2. Составляет алгоритмы, пишет программы, пригодные для практического применения</w:t>
             </w:r>
@@ -4762,7 +4444,7 @@
             </w:pPr>
             <w:r>
               <w:rPr>
-                <w:rFonts w:eastAsia="Calibri" w:ascii="Times New Roman" w:hAnsi="Times New Roman"/>
+                <w:rFonts w:eastAsia="Calibri"/>
               </w:rPr>
               <w:t>Знать принципы составления Алгоритмов</w:t>
             </w:r>
@@ -4830,7 +4512,7 @@
             </w:pPr>
             <w:r>
               <w:rPr>
-                <w:rFonts w:eastAsia="Calibri" w:ascii="Times New Roman" w:hAnsi="Times New Roman"/>
+                <w:rFonts w:eastAsia="Calibri"/>
               </w:rPr>
               <w:t>ОПК-8.3. Применяет методы отладки и тестирования работоспособности программы</w:t>
             </w:r>
@@ -4857,7 +4539,7 @@
             </w:pPr>
             <w:r>
               <w:rPr>
-                <w:rFonts w:eastAsia="Calibri" w:ascii="Times New Roman" w:hAnsi="Times New Roman"/>
+                <w:rFonts w:eastAsia="Calibri"/>
               </w:rPr>
               <w:t>Владеть инструментами отладки и тестирования работоспособности программы</w:t>
             </w:r>
@@ -4904,7 +4586,7 @@
             </w:pPr>
             <w:r>
               <w:rPr>
-                <w:rFonts w:eastAsia="Calibri" w:ascii="Times New Roman" w:hAnsi="Times New Roman"/>
+                <w:rFonts w:eastAsia="Calibri"/>
               </w:rPr>
               <w:t>ОПК-9</w:t>
             </w:r>
@@ -4931,7 +4613,7 @@
             </w:pPr>
             <w:r>
               <w:rPr>
-                <w:rFonts w:eastAsia="Calibri" w:ascii="Times New Roman" w:hAnsi="Times New Roman"/>
+                <w:rFonts w:eastAsia="Calibri"/>
               </w:rPr>
               <w:t>ОПК-9.1. Сравнивает методики использования программных средств для решения практических задач</w:t>
             </w:r>
@@ -4958,7 +4640,7 @@
             </w:pPr>
             <w:r>
               <w:rPr>
-                <w:rFonts w:eastAsia="Calibri" w:ascii="Times New Roman" w:hAnsi="Times New Roman"/>
+                <w:rFonts w:eastAsia="Calibri"/>
               </w:rPr>
               <w:t>Уметь проводить сравнение методик использования программных средств</w:t>
             </w:r>
@@ -5025,7 +4707,7 @@
             </w:pPr>
             <w:r>
               <w:rPr>
-                <w:rFonts w:eastAsia="Calibri" w:ascii="Times New Roman" w:hAnsi="Times New Roman"/>
+                <w:rFonts w:eastAsia="Calibri"/>
               </w:rPr>
               <w:t>ОПК-9.2. Анализирует техническую документацию по использованию программного средства, выбирает необходимые функции программных средств для решения конкретной задачи, готовит исходные данные, тестирует программное средство</w:t>
             </w:r>
@@ -5052,7 +4734,7 @@
             </w:pPr>
             <w:r>
               <w:rPr>
-                <w:rFonts w:eastAsia="Calibri" w:ascii="Times New Roman" w:hAnsi="Times New Roman"/>
+                <w:rFonts w:eastAsia="Calibri"/>
               </w:rPr>
               <w:t>Уметь выбирать необходимые функции программных средств для решения конкретной задачи на основе анализа технической документации</w:t>
             </w:r>
@@ -5120,7 +4802,7 @@
             </w:pPr>
             <w:r>
               <w:rPr>
-                <w:rFonts w:eastAsia="Calibri" w:ascii="Times New Roman" w:hAnsi="Times New Roman"/>
+                <w:rFonts w:eastAsia="Calibri"/>
               </w:rPr>
               <w:t>ОПК-9.3. Использует программные средства для решения конкретной практической задачи</w:t>
             </w:r>
@@ -5147,7 +4829,7 @@
             </w:pPr>
             <w:r>
               <w:rPr>
-                <w:rFonts w:eastAsia="Calibri" w:ascii="Times New Roman" w:hAnsi="Times New Roman"/>
+                <w:rFonts w:eastAsia="Calibri"/>
               </w:rPr>
               <w:t>Владеть инструментами на-стройки программных продуктов</w:t>
             </w:r>
@@ -5196,7 +4878,7 @@
             </w:pPr>
             <w:r>
               <w:rPr>
-                <w:rFonts w:eastAsia="Calibri" w:ascii="Times New Roman" w:hAnsi="Times New Roman"/>
+                <w:rFonts w:eastAsia="Calibri"/>
               </w:rPr>
               <w:t>ОПК-10 (ОПК-2 РЭУ)</w:t>
             </w:r>
@@ -5227,7 +4909,7 @@
             </w:pPr>
             <w:r>
               <w:rPr>
-                <w:rFonts w:eastAsia="Calibri" w:ascii="Times New Roman" w:hAnsi="Times New Roman"/>
+                <w:rFonts w:eastAsia="Calibri"/>
                 <w:sz w:val="24"/>
                 <w:szCs w:val="24"/>
                 <w:lang w:eastAsia="ru-RU"/>
@@ -5246,7 +4928,7 @@
             </w:pPr>
             <w:r>
               <w:rPr>
-                <w:rFonts w:eastAsia="Calibri" w:ascii="Times New Roman" w:hAnsi="Times New Roman"/>
+                <w:rFonts w:eastAsia="Calibri"/>
               </w:rPr>
               <w:t>Выбирает, применяет и адаптирует методы исследования для решения задач профессиональной деятельности с использованием систем искусственного интеллекта</w:t>
             </w:r>
@@ -5273,7 +4955,7 @@
             </w:pPr>
             <w:r>
               <w:rPr>
-                <w:rFonts w:eastAsia="Calibri" w:ascii="Times New Roman" w:hAnsi="Times New Roman"/>
+                <w:rFonts w:eastAsia="Calibri"/>
               </w:rPr>
               <w:t>Владеть средствами для решения задач профессиональной деятельности с использованием систем искусственного интеллекта</w:t>
             </w:r>
@@ -5323,7 +5005,7 @@
             </w:pPr>
             <w:r>
               <w:rPr>
-                <w:rFonts w:eastAsia="Calibri" w:ascii="Times New Roman" w:hAnsi="Times New Roman"/>
+                <w:rFonts w:eastAsia="Calibri"/>
               </w:rPr>
               <w:t>ПК-1</w:t>
             </w:r>
@@ -5350,7 +5032,7 @@
             </w:pPr>
             <w:r>
               <w:rPr>
-                <w:rFonts w:eastAsia="Calibri" w:ascii="Times New Roman" w:hAnsi="Times New Roman"/>
+                <w:rFonts w:eastAsia="Calibri"/>
               </w:rPr>
               <w:t>ПК-1.2. Знает классификацию требований к ПО и проводит анализ требований</w:t>
             </w:r>
@@ -5377,7 +5059,7 @@
             </w:pPr>
             <w:r>
               <w:rPr>
-                <w:rFonts w:eastAsia="Calibri" w:ascii="Times New Roman" w:hAnsi="Times New Roman"/>
+                <w:rFonts w:eastAsia="Calibri"/>
               </w:rPr>
               <w:t>Знать основные требования к разрабатываемому программному обеспечению</w:t>
             </w:r>
@@ -5481,7 +5163,6 @@
       </w:pPr>
       <w:r>
         <w:rPr>
-          <w:rFonts w:ascii="Times New Roman" w:hAnsi="Times New Roman"/>
           <w:sz w:val="28"/>
           <w:szCs w:val="28"/>
         </w:rPr>
@@ -5499,7 +5180,6 @@
       </w:pPr>
       <w:r>
         <w:rPr>
-          <w:rFonts w:ascii="Times New Roman" w:hAnsi="Times New Roman"/>
           <w:sz w:val="28"/>
           <w:szCs w:val="28"/>
         </w:rPr>
@@ -5551,7 +5231,6 @@
       </w:pPr>
       <w:r>
         <w:rPr>
-          <w:rFonts w:ascii="Times New Roman" w:hAnsi="Times New Roman"/>
           <w:sz w:val="28"/>
           <w:szCs w:val="28"/>
         </w:rPr>
@@ -5570,7 +5249,6 @@
       </w:pPr>
       <w:r>
         <w:rPr>
-          <w:rFonts w:ascii="Times New Roman" w:hAnsi="Times New Roman"/>
           <w:sz w:val="28"/>
           <w:szCs w:val="28"/>
         </w:rPr>
@@ -5578,7 +5256,6 @@
       </w:r>
       <w:r>
         <w:rPr>
-          <w:rFonts w:ascii="Times New Roman" w:hAnsi="Times New Roman"/>
           <w:sz w:val="28"/>
           <w:szCs w:val="28"/>
         </w:rPr>
@@ -5597,7 +5274,6 @@
       </w:pPr>
       <w:r>
         <w:rPr>
-          <w:rFonts w:ascii="Times New Roman" w:hAnsi="Times New Roman"/>
           <w:sz w:val="28"/>
           <w:szCs w:val="28"/>
         </w:rPr>
@@ -5639,7 +5315,6 @@
       </w:pPr>
       <w:r>
         <w:rPr>
-          <w:rFonts w:ascii="Times New Roman" w:hAnsi="Times New Roman"/>
           <w:sz w:val="24"/>
           <w:szCs w:val="28"/>
         </w:rPr>
@@ -5647,7 +5322,6 @@
       </w:r>
       <w:r>
         <w:rPr>
-          <w:rFonts w:ascii="Times New Roman" w:hAnsi="Times New Roman"/>
           <w:sz w:val="24"/>
           <w:szCs w:val="28"/>
         </w:rPr>
@@ -5664,7 +5338,6 @@
       </w:pPr>
       <w:r>
         <w:rPr>
-          <w:rFonts w:ascii="Times New Roman" w:hAnsi="Times New Roman"/>
           <w:sz w:val="28"/>
           <w:szCs w:val="28"/>
         </w:rPr>
@@ -5672,7 +5345,6 @@
       </w:r>
       <w:r>
         <w:rPr>
-          <w:rFonts w:ascii="Times New Roman" w:hAnsi="Times New Roman"/>
           <w:sz w:val="28"/>
           <w:szCs w:val="28"/>
         </w:rPr>
@@ -5680,7 +5352,6 @@
       </w:r>
       <w:r>
         <w:rPr>
-          <w:rFonts w:ascii="Times New Roman" w:hAnsi="Times New Roman"/>
           <w:sz w:val="28"/>
           <w:szCs w:val="28"/>
         </w:rPr>
@@ -5688,7 +5359,6 @@
       </w:r>
       <w:r>
         <w:rPr>
-          <w:rFonts w:ascii="Times New Roman" w:hAnsi="Times New Roman"/>
           <w:sz w:val="28"/>
           <w:szCs w:val="28"/>
         </w:rPr>
@@ -5747,7 +5417,6 @@
       </w:pPr>
       <w:r>
         <w:rPr>
-          <w:rFonts w:ascii="Times New Roman" w:hAnsi="Times New Roman"/>
           <w:sz w:val="28"/>
           <w:szCs w:val="28"/>
         </w:rPr>
@@ -5755,7 +5424,6 @@
       </w:r>
       <w:r>
         <w:rPr>
-          <w:rFonts w:ascii="Times New Roman" w:hAnsi="Times New Roman"/>
           <w:sz w:val="28"/>
           <w:szCs w:val="28"/>
         </w:rPr>
@@ -5763,7 +5431,6 @@
       </w:r>
       <w:r>
         <w:rPr>
-          <w:rFonts w:ascii="Times New Roman" w:hAnsi="Times New Roman"/>
           <w:sz w:val="28"/>
           <w:szCs w:val="28"/>
         </w:rPr>
@@ -5771,7 +5438,6 @@
       </w:r>
       <w:r>
         <w:rPr>
-          <w:rFonts w:ascii="Times New Roman" w:hAnsi="Times New Roman"/>
           <w:sz w:val="28"/>
           <w:szCs w:val="28"/>
         </w:rPr>
@@ -5781,7 +5447,6 @@
     <w:p>
       <w:r>
         <w:rPr>
-          <w:rFonts w:ascii="Times New Roman" w:hAnsi="Times New Roman"/>
           <w:sz w:val="28"/>
           <w:szCs w:val="28"/>
         </w:rPr>
@@ -5799,7 +5464,7 @@
 </file>
 
 <file path=word/numbering.xml><?xml version="1.0" encoding="utf-8"?>
-<w:numbering xmlns:wpc="http://schemas.microsoft.com/office/word/2010/wordprocessingCanvas" xmlns:cx="http://schemas.microsoft.com/office/drawing/2014/chartex" xmlns:cx1="http://schemas.microsoft.com/office/drawing/2015/9/8/chartex" xmlns:cx2="http://schemas.microsoft.com/office/drawing/2015/10/21/chartex" xmlns:cx3="http://schemas.microsoft.com/office/drawing/2016/5/9/chartex" xmlns:cx4="http://schemas.microsoft.com/office/drawing/2016/5/10/chartex" xmlns:cx5="http://schemas.microsoft.com/office/drawing/2016/5/11/chartex" xmlns:cx6="http://schemas.microsoft.com/office/drawing/2016/5/12/chartex" xmlns:cx7="http://schemas.microsoft.com/office/drawing/2016/5/13/chartex" xmlns:cx8="http://schemas.microsoft.com/office/drawing/2016/5/14/chartex" xmlns:mc="http://schemas.openxmlformats.org/markup-compatibility/2006" xmlns:aink="http://schemas.microsoft.com/office/drawing/2016/ink" xmlns:am3d="http://schemas.microsoft.com/office/drawing/2017/model3d" xmlns:o="urn:schemas-microsoft-com:office:office" xmlns:oel="http://schemas.microsoft.com/office/2019/extlst" xmlns:r="http://schemas.openxmlformats.org/officeDocument/2006/relationships" xmlns:m="http://schemas.openxmlformats.org/officeDocument/2006/math" xmlns:v="urn:schemas-microsoft-com:vml" xmlns:wp14="http://schemas.microsoft.com/office/word/2010/wordprocessingDrawing" xmlns:wp="http://schemas.openxmlformats.org/drawingml/2006/wordprocessingDrawing" xmlns:w10="urn:schemas-microsoft-com:office:word" xmlns:w="http://schemas.openxmlformats.org/wordprocessingml/2006/main" xmlns:w14="http://schemas.microsoft.com/office/word/2010/wordml" xmlns:w15="http://schemas.microsoft.com/office/word/2012/wordml" xmlns:w16cex="http://schemas.microsoft.com/office/word/2018/wordml/cex" xmlns:w16cid="http://schemas.microsoft.com/office/word/2016/wordml/cid" xmlns:w16="http://schemas.microsoft.com/office/word/2018/wordml" xmlns:w16du="http://schemas.microsoft.com/office/word/2023/wordml/word16du" xmlns:w16sdtdh="http://schemas.microsoft.com/office/word/2020/wordml/sdtdatahash" xmlns:w16sdtfl="http://schemas.microsoft.com/office/word/2024/wordml/sdtformatlock" xmlns:w16se="http://schemas.microsoft.com/office/word/2015/wordml/symex" xmlns:wpg="http://schemas.microsoft.com/office/word/2010/wordprocessingGroup" xmlns:wpi="http://schemas.microsoft.com/office/word/2010/wordprocessingInk" xmlns:wne="http://schemas.microsoft.com/office/word/2006/wordml" xmlns:wps="http://schemas.microsoft.com/office/word/2010/wordprocessingShape" mc:Ignorable="w14 w15 w16se w16cid w16 w16cex w16sdtdh w16sdtfl w16du wp14">
+<w:numbering xmlns:wpc="http://schemas.microsoft.com/office/word/2010/wordprocessingCanvas" xmlns:cx="http://schemas.microsoft.com/office/drawing/2014/chartex" xmlns:cx1="http://schemas.microsoft.com/office/drawing/2015/9/8/chartex" xmlns:cx2="http://schemas.microsoft.com/office/drawing/2015/10/21/chartex" xmlns:cx3="http://schemas.microsoft.com/office/drawing/2016/5/9/chartex" xmlns:cx4="http://schemas.microsoft.com/office/drawing/2016/5/10/chartex" xmlns:cx5="http://schemas.microsoft.com/office/drawing/2016/5/11/chartex" xmlns:cx6="http://schemas.microsoft.com/office/drawing/2016/5/12/chartex" xmlns:cx7="http://schemas.microsoft.com/office/drawing/2016/5/13/chartex" xmlns:cx8="http://schemas.microsoft.com/office/drawing/2016/5/14/chartex" xmlns:mc="http://schemas.openxmlformats.org/markup-compatibility/2006" xmlns:aink="http://schemas.microsoft.com/office/drawing/2016/ink" xmlns:am3d="http://schemas.microsoft.com/office/drawing/2017/model3d" xmlns:o="urn:schemas-microsoft-com:office:office" xmlns:oel="http://schemas.microsoft.com/office/2019/extlst" xmlns:r="http://schemas.openxmlformats.org/officeDocument/2006/relationships" xmlns:m="http://schemas.openxmlformats.org/officeDocument/2006/math" xmlns:v="urn:schemas-microsoft-com:vml" xmlns:wp14="http://schemas.microsoft.com/office/word/2010/wordprocessingDrawing" xmlns:wp="http://schemas.openxmlformats.org/drawingml/2006/wordprocessingDrawing" xmlns:w10="urn:schemas-microsoft-com:office:word" xmlns:w="http://schemas.openxmlformats.org/wordprocessingml/2006/main" xmlns:w14="http://schemas.microsoft.com/office/word/2010/wordml" xmlns:w15="http://schemas.microsoft.com/office/word/2012/wordml" xmlns:w16cex="http://schemas.microsoft.com/office/word/2018/wordml/cex" xmlns:w16cid="http://schemas.microsoft.com/office/word/2016/wordml/cid" xmlns:w16="http://schemas.microsoft.com/office/word/2018/wordml" xmlns:w16sdtdh="http://schemas.microsoft.com/office/word/2020/wordml/sdtdatahash" xmlns:w16se="http://schemas.microsoft.com/office/word/2015/wordml/symex" xmlns:wpg="http://schemas.microsoft.com/office/word/2010/wordprocessingGroup" xmlns:wpi="http://schemas.microsoft.com/office/word/2010/wordprocessingInk" xmlns:wne="http://schemas.microsoft.com/office/word/2006/wordml" xmlns:wps="http://schemas.microsoft.com/office/word/2010/wordprocessingShape" mc:Ignorable="w14 w15 w16se w16cid w16 w16cex w16sdtdh wp14">
   <w:abstractNum w:abstractNumId="0" w15:restartNumberingAfterBreak="0">
     <w:nsid w:val="10EC610C"/>
     <w:multiLevelType w:val="hybridMultilevel"/>
@@ -6384,7 +6049,7 @@
 </file>
 
 <file path=word/styles.xml><?xml version="1.0" encoding="utf-8"?>
-<w:styles xmlns:mc="http://schemas.openxmlformats.org/markup-compatibility/2006" xmlns:r="http://schemas.openxmlformats.org/officeDocument/2006/relationships" xmlns:w="http://schemas.openxmlformats.org/wordprocessingml/2006/main" xmlns:w14="http://schemas.microsoft.com/office/word/2010/wordml" xmlns:w15="http://schemas.microsoft.com/office/word/2012/wordml" xmlns:w16cex="http://schemas.microsoft.com/office/word/2018/wordml/cex" xmlns:w16cid="http://schemas.microsoft.com/office/word/2016/wordml/cid" xmlns:w16="http://schemas.microsoft.com/office/word/2018/wordml" xmlns:w16du="http://schemas.microsoft.com/office/word/2023/wordml/word16du" xmlns:w16sdtdh="http://schemas.microsoft.com/office/word/2020/wordml/sdtdatahash" xmlns:w16sdtfl="http://schemas.microsoft.com/office/word/2024/wordml/sdtformatlock" xmlns:w16se="http://schemas.microsoft.com/office/word/2015/wordml/symex" mc:Ignorable="w14 w15 w16se w16cid w16 w16cex w16sdtdh w16sdtfl w16du">
+<w:styles xmlns:mc="http://schemas.openxmlformats.org/markup-compatibility/2006" xmlns:r="http://schemas.openxmlformats.org/officeDocument/2006/relationships" xmlns:w="http://schemas.openxmlformats.org/wordprocessingml/2006/main" xmlns:w14="http://schemas.microsoft.com/office/word/2010/wordml" xmlns:w15="http://schemas.microsoft.com/office/word/2012/wordml" xmlns:w16cex="http://schemas.microsoft.com/office/word/2018/wordml/cex" xmlns:w16cid="http://schemas.microsoft.com/office/word/2016/wordml/cid" xmlns:w16="http://schemas.microsoft.com/office/word/2018/wordml" xmlns:w16sdtdh="http://schemas.microsoft.com/office/word/2020/wordml/sdtdatahash" xmlns:w16se="http://schemas.microsoft.com/office/word/2015/wordml/symex" mc:Ignorable="w14 w15 w16se w16cid w16 w16cex w16sdtdh">
   <w:docDefaults>
     <w:rPrDefault>
       <w:rPr>
@@ -6803,6 +6468,7 @@
   <w:style w:type="character" w:default="1" w:styleId="a0">
     <w:name w:val="Default Paragraph Font"/>
     <w:uiPriority w:val="1"/>
+    <w:semiHidden/>
     <w:unhideWhenUsed/>
   </w:style>
   <w:style w:type="table" w:default="1" w:styleId="a1">

--- a/documents/Индивидуальный_план-отчёт_по_практике.docx
+++ b/documents/Индивидуальный_план-отчёт_по_практике.docx
@@ -142,12 +142,25 @@
           <w:sz w:val="28"/>
           <w:szCs w:val="28"/>
         </w:rPr>
-        <w:t>Фамилия, имя, отчество Вальковец Владимир</w:t>
-      </w:r>
-      <w:r>
-        <w:rPr>
-          <w:sz w:val="28"/>
-          <w:szCs w:val="28"/>
+        <w:t xml:space="preserve">Фамилия, имя, отчество </w:t>
+      </w:r>
+      <w:r>
+        <w:rPr>
+          <w:i/>
+          <w:iCs/>
+          <w:sz w:val="28"/>
+          <w:szCs w:val="28"/>
+          <w:u w:val="single"/>
+        </w:rPr>
+        <w:t>Вальковец Владимир</w:t>
+      </w:r>
+      <w:r>
+        <w:rPr>
+          <w:i/>
+          <w:iCs/>
+          <w:sz w:val="28"/>
+          <w:szCs w:val="28"/>
+          <w:u w:val="single"/>
         </w:rPr>
         <w:t xml:space="preserve"> Михайлович</w:t>
       </w:r>
@@ -778,7 +791,25 @@
           <w:szCs w:val="28"/>
           <w:u w:val="single"/>
         </w:rPr>
-        <w:t>Изучение современных веб-технологий и принципов серверной разработки на примере создания интерактивного веб-приложения «Симулятор корпорации» на Flask с использованием шаблонов Jinja2, статических ресурсов, обработки POST-запросов и хранения данных в JSON</w:t>
+        <w:t xml:space="preserve">Изучение современных веб-технологий и принципов серверной разработки на примере создания интерактивного веб-приложения «Симулятор корпорации» на </w:t>
+      </w:r>
+      <w:proofErr w:type="spellStart"/>
+      <w:r>
+        <w:rPr>
+          <w:sz w:val="28"/>
+          <w:szCs w:val="28"/>
+          <w:u w:val="single"/>
+        </w:rPr>
+        <w:t>Flask</w:t>
+      </w:r>
+      <w:proofErr w:type="spellEnd"/>
+      <w:r>
+        <w:rPr>
+          <w:sz w:val="28"/>
+          <w:szCs w:val="28"/>
+          <w:u w:val="single"/>
+        </w:rPr>
+        <w:t xml:space="preserve"> с использованием шаблонов Jinja2, статических ресурсов, обработки POST-запросов и хранения данных в JSON</w:t>
       </w:r>
     </w:p>
     <w:p>
@@ -859,12 +890,21 @@
               </w:rPr>
               <w:t>(</w:t>
             </w:r>
+            <w:proofErr w:type="gramStart"/>
             <w:r>
               <w:rPr>
                 <w:sz w:val="18"/>
                 <w:szCs w:val="18"/>
               </w:rPr>
-              <w:t>подпись)           Ф.И.О. преподавателя)</w:t>
+              <w:t xml:space="preserve">подпись)   </w:t>
+            </w:r>
+            <w:proofErr w:type="gramEnd"/>
+            <w:r>
+              <w:rPr>
+                <w:sz w:val="18"/>
+                <w:szCs w:val="18"/>
+              </w:rPr>
+              <w:t xml:space="preserve">        Ф.И.О. преподавателя)</w:t>
             </w:r>
           </w:p>
           <w:p/>
@@ -1333,7 +1373,39 @@
                 <w:sz w:val="28"/>
                 <w:szCs w:val="28"/>
               </w:rPr>
-              <w:t>Развертывание базовой структуры проекта на Flask. Изучение маршрутов, шаблонизатора Jinja2 и организации статических файлов CSS/JavaScript.</w:t>
+              <w:t xml:space="preserve">Развертывание базовой структуры проекта на </w:t>
+            </w:r>
+            <w:proofErr w:type="spellStart"/>
+            <w:r>
+              <w:rPr>
+                <w:sz w:val="28"/>
+                <w:szCs w:val="28"/>
+              </w:rPr>
+              <w:t>Flask</w:t>
+            </w:r>
+            <w:proofErr w:type="spellEnd"/>
+            <w:r>
+              <w:rPr>
+                <w:sz w:val="28"/>
+                <w:szCs w:val="28"/>
+              </w:rPr>
+              <w:t xml:space="preserve">. Изучение маршрутов, </w:t>
+            </w:r>
+            <w:proofErr w:type="spellStart"/>
+            <w:r>
+              <w:rPr>
+                <w:sz w:val="28"/>
+                <w:szCs w:val="28"/>
+              </w:rPr>
+              <w:t>шаблонизатора</w:t>
+            </w:r>
+            <w:proofErr w:type="spellEnd"/>
+            <w:r>
+              <w:rPr>
+                <w:sz w:val="28"/>
+                <w:szCs w:val="28"/>
+              </w:rPr>
+              <w:t xml:space="preserve"> Jinja2 и организации статических файлов CSS/JavaScript.</w:t>
             </w:r>
           </w:p>
         </w:tc>
@@ -1755,7 +1827,23 @@
                 <w:sz w:val="28"/>
                 <w:szCs w:val="28"/>
               </w:rPr>
-              <w:t>Реализация серверной логики на Python (Flask) для сохранения состояния симулятора и истории действий в JSON-файлах.</w:t>
+              <w:t>Реализация серверной логики на Python (</w:t>
+            </w:r>
+            <w:proofErr w:type="spellStart"/>
+            <w:r>
+              <w:rPr>
+                <w:sz w:val="28"/>
+                <w:szCs w:val="28"/>
+              </w:rPr>
+              <w:t>Flask</w:t>
+            </w:r>
+            <w:proofErr w:type="spellEnd"/>
+            <w:r>
+              <w:rPr>
+                <w:sz w:val="28"/>
+                <w:szCs w:val="28"/>
+              </w:rPr>
+              <w:t>) для сохранения состояния симулятора и истории действий в JSON-файлах.</w:t>
             </w:r>
           </w:p>
         </w:tc>
@@ -1864,7 +1952,48 @@
                 <w:sz w:val="28"/>
                 <w:szCs w:val="28"/>
               </w:rPr>
-              <w:t>Подготовка проекта к публикации в Git: оформление README, requirements.txt, .gitignore и проверка структуры репозитория.</w:t>
+              <w:t xml:space="preserve">Подготовка проекта к публикации в </w:t>
+            </w:r>
+            <w:proofErr w:type="spellStart"/>
+            <w:r>
+              <w:rPr>
+                <w:sz w:val="28"/>
+                <w:szCs w:val="28"/>
+              </w:rPr>
+              <w:t>Git</w:t>
+            </w:r>
+            <w:proofErr w:type="spellEnd"/>
+            <w:r>
+              <w:rPr>
+                <w:sz w:val="28"/>
+                <w:szCs w:val="28"/>
+              </w:rPr>
+              <w:t>: оформление README, requirements.txt</w:t>
+            </w:r>
+            <w:proofErr w:type="gramStart"/>
+            <w:r>
+              <w:rPr>
+                <w:sz w:val="28"/>
+                <w:szCs w:val="28"/>
+              </w:rPr>
+              <w:t>, .</w:t>
+            </w:r>
+            <w:proofErr w:type="spellStart"/>
+            <w:r>
+              <w:rPr>
+                <w:sz w:val="28"/>
+                <w:szCs w:val="28"/>
+              </w:rPr>
+              <w:t>gitignore</w:t>
+            </w:r>
+            <w:proofErr w:type="spellEnd"/>
+            <w:proofErr w:type="gramEnd"/>
+            <w:r>
+              <w:rPr>
+                <w:sz w:val="28"/>
+                <w:szCs w:val="28"/>
+              </w:rPr>
+              <w:t xml:space="preserve"> и проверка структуры репозитория.</w:t>
             </w:r>
           </w:p>
         </w:tc>
@@ -2677,7 +2806,21 @@
               <w:rPr>
                 <w:rFonts w:eastAsia="Calibri"/>
               </w:rPr>
-              <w:t>УК-1.3. Осуществляет поиск информации для решения поставленной задачи по различным типам запросов</w:t>
+              <w:t xml:space="preserve">УК-1.3. Осуществляет поиск информации </w:t>
+            </w:r>
+            <w:proofErr w:type="gramStart"/>
+            <w:r>
+              <w:rPr>
+                <w:rFonts w:eastAsia="Calibri"/>
+              </w:rPr>
+              <w:t>для решения</w:t>
+            </w:r>
+            <w:proofErr w:type="gramEnd"/>
+            <w:r>
+              <w:rPr>
+                <w:rFonts w:eastAsia="Calibri"/>
+              </w:rPr>
+              <w:t xml:space="preserve"> поставленной задачи по различным типам запросов</w:t>
             </w:r>
           </w:p>
         </w:tc>
@@ -3081,11 +3224,19 @@
                 <w:rFonts w:eastAsia="Calibri"/>
               </w:rPr>
             </w:pPr>
-            <w:r>
-              <w:rPr>
-                <w:rFonts w:eastAsia="Calibri"/>
-              </w:rPr>
-              <w:t>УК-2.5 Представляет результаты проекта, предлагает возможности их использования и/или совершенствования</w:t>
+            <w:proofErr w:type="gramStart"/>
+            <w:r>
+              <w:rPr>
+                <w:rFonts w:eastAsia="Calibri"/>
+              </w:rPr>
+              <w:t>УК-2.5</w:t>
+            </w:r>
+            <w:proofErr w:type="gramEnd"/>
+            <w:r>
+              <w:rPr>
+                <w:rFonts w:eastAsia="Calibri"/>
+              </w:rPr>
+              <w:t xml:space="preserve"> Представляет результаты проекта, предлагает возможности их использования и/или совершенствования</w:t>
             </w:r>
           </w:p>
         </w:tc>
@@ -3396,11 +3547,19 @@
                 <w:rFonts w:eastAsia="Calibri"/>
               </w:rPr>
             </w:pPr>
-            <w:r>
-              <w:rPr>
-                <w:rFonts w:eastAsia="Calibri"/>
-              </w:rPr>
-              <w:t xml:space="preserve">УК-8.3 Выявляет проблемы, связанные с нарушениями </w:t>
+            <w:proofErr w:type="gramStart"/>
+            <w:r>
+              <w:rPr>
+                <w:rFonts w:eastAsia="Calibri"/>
+              </w:rPr>
+              <w:t>УК-8.3</w:t>
+            </w:r>
+            <w:proofErr w:type="gramEnd"/>
+            <w:r>
+              <w:rPr>
+                <w:rFonts w:eastAsia="Calibri"/>
+              </w:rPr>
+              <w:t xml:space="preserve"> Выявляет проблемы, связанные с нарушениями </w:t>
             </w:r>
             <w:r>
               <w:rPr>
@@ -3521,11 +3680,19 @@
                 <w:rFonts w:eastAsia="Calibri"/>
               </w:rPr>
             </w:pPr>
-            <w:r>
-              <w:rPr>
-                <w:rFonts w:eastAsia="Calibri"/>
-              </w:rPr>
-              <w:t>УК-8.4 Разъясняет правила поведения при возникновении чрезвычайных ситуаций природного и техногенного происхождения; оказывает первую помощь, описывает способы участия в восстановительных мероприятиях.</w:t>
+            <w:proofErr w:type="gramStart"/>
+            <w:r>
+              <w:rPr>
+                <w:rFonts w:eastAsia="Calibri"/>
+              </w:rPr>
+              <w:t>УК-8.4</w:t>
+            </w:r>
+            <w:proofErr w:type="gramEnd"/>
+            <w:r>
+              <w:rPr>
+                <w:rFonts w:eastAsia="Calibri"/>
+              </w:rPr>
+              <w:t xml:space="preserve"> Разъясняет правила поведения при возникновении чрезвычайных ситуаций природного и техногенного происхождения; оказывает первую помощь, описывает способы участия в восстановительных мероприятиях.</w:t>
             </w:r>
           </w:p>
         </w:tc>
@@ -4831,7 +4998,21 @@
               <w:rPr>
                 <w:rFonts w:eastAsia="Calibri"/>
               </w:rPr>
-              <w:t>Владеть инструментами на-стройки программных продуктов</w:t>
+              <w:t xml:space="preserve">Владеть инструментами </w:t>
+            </w:r>
+            <w:proofErr w:type="gramStart"/>
+            <w:r>
+              <w:rPr>
+                <w:rFonts w:eastAsia="Calibri"/>
+              </w:rPr>
+              <w:t>на-стройки</w:t>
+            </w:r>
+            <w:proofErr w:type="gramEnd"/>
+            <w:r>
+              <w:rPr>
+                <w:rFonts w:eastAsia="Calibri"/>
+              </w:rPr>
+              <w:t xml:space="preserve"> программных продуктов</w:t>
             </w:r>
           </w:p>
         </w:tc>
@@ -5183,7 +5364,23 @@
           <w:sz w:val="28"/>
           <w:szCs w:val="28"/>
         </w:rPr>
-        <w:t>оценка по практике  __________________________________________________</w:t>
+        <w:t xml:space="preserve">оценка по </w:t>
+      </w:r>
+      <w:proofErr w:type="gramStart"/>
+      <w:r>
+        <w:rPr>
+          <w:sz w:val="28"/>
+          <w:szCs w:val="28"/>
+        </w:rPr>
+        <w:t>практике  _</w:t>
+      </w:r>
+      <w:proofErr w:type="gramEnd"/>
+      <w:r>
+        <w:rPr>
+          <w:sz w:val="28"/>
+          <w:szCs w:val="28"/>
+        </w:rPr>
+        <w:t>_________________________________________________</w:t>
       </w:r>
     </w:p>
     <w:p>
